--- a/pnas_cl.docx
+++ b/pnas_cl.docx
@@ -29,7 +29,7 @@
           <w:sz w:val="22"/>
           <w:szCs w:val="22"/>
         </w:rPr>
-        <w:t>December 18, 2025</w:t>
+        <w:t>March 10, 2026</w:t>
       </w:r>
     </w:p>
     <w:p>
@@ -106,6 +106,7 @@
         <w:ind w:right="-270"/>
         <w:rPr>
           <w:rFonts w:ascii="Calibri" w:hAnsi="Calibri" w:cs="Calibri"/>
+          <w:iCs/>
           <w:color w:val="000000" w:themeColor="text1"/>
           <w:sz w:val="22"/>
           <w:szCs w:val="22"/>
@@ -184,7 +185,7 @@
           <w:sz w:val="22"/>
           <w:szCs w:val="22"/>
         </w:rPr>
-        <w:t xml:space="preserve">Female reproductive state and ecological conditions impact the magnitude of sex differences in </w:t>
+        <w:t xml:space="preserve">Female reproductive </w:t>
       </w:r>
       <w:r>
         <w:rPr>
@@ -195,7 +196,7 @@
           <w:sz w:val="22"/>
           <w:szCs w:val="22"/>
         </w:rPr>
-        <w:t xml:space="preserve">human </w:t>
+        <w:t>status</w:t>
       </w:r>
       <w:r>
         <w:rPr>
@@ -206,6 +207,28 @@
           <w:sz w:val="22"/>
           <w:szCs w:val="22"/>
         </w:rPr>
+        <w:t xml:space="preserve"> and ecological conditions impact the magnitude of sex differences in </w:t>
+      </w:r>
+      <w:r>
+        <w:rPr>
+          <w:rFonts w:ascii="Calibri" w:hAnsi="Calibri" w:cs="Calibri"/>
+          <w:b/>
+          <w:bCs/>
+          <w:color w:val="000000" w:themeColor="text1"/>
+          <w:sz w:val="22"/>
+          <w:szCs w:val="22"/>
+        </w:rPr>
+        <w:t xml:space="preserve">human </w:t>
+      </w:r>
+      <w:r>
+        <w:rPr>
+          <w:rFonts w:ascii="Calibri" w:hAnsi="Calibri" w:cs="Calibri"/>
+          <w:b/>
+          <w:bCs/>
+          <w:color w:val="000000" w:themeColor="text1"/>
+          <w:sz w:val="22"/>
+          <w:szCs w:val="22"/>
+        </w:rPr>
         <w:t>immune status across the lifespan</w:t>
       </w:r>
       <w:r>
@@ -298,44 +321,14 @@
           <w:sz w:val="22"/>
           <w:szCs w:val="22"/>
         </w:rPr>
-        <w:t xml:space="preserve">Aaron Blackwell, </w:t>
-      </w:r>
-      <w:r>
-        <w:rPr>
-          <w:rFonts w:ascii="Calibri" w:hAnsi="Calibri" w:cs="Calibri"/>
-          <w:color w:val="000000" w:themeColor="text1"/>
-          <w:sz w:val="22"/>
-          <w:szCs w:val="22"/>
-        </w:rPr>
-        <w:t xml:space="preserve">and </w:t>
-      </w:r>
-      <w:r>
-        <w:rPr>
-          <w:rFonts w:ascii="Calibri" w:hAnsi="Calibri" w:cs="Calibri"/>
-          <w:color w:val="000000" w:themeColor="text1"/>
-          <w:sz w:val="22"/>
-          <w:szCs w:val="22"/>
-        </w:rPr>
-        <w:t>Amy Boddy</w:t>
-      </w:r>
-      <w:r>
-        <w:rPr>
-          <w:rFonts w:ascii="Calibri" w:hAnsi="Calibri" w:cs="Calibri"/>
-          <w:color w:val="000000" w:themeColor="text1"/>
-          <w:sz w:val="22"/>
-          <w:szCs w:val="22"/>
-        </w:rPr>
-        <w:t xml:space="preserve">. </w:t>
+        <w:t xml:space="preserve">Aaron Blackwell, and Amy Boddy. </w:t>
       </w:r>
     </w:p>
     <w:p>
       <w:pPr>
-        <w:tabs>
-          <w:tab w:val="left" w:pos="90"/>
-        </w:tabs>
-        <w:ind w:right="-270"/>
-        <w:rPr>
-          <w:rFonts w:ascii="Calibri" w:hAnsi="Calibri" w:cs="Calibri"/>
+        <w:rPr>
+          <w:rFonts w:ascii="Calibri" w:hAnsi="Calibri" w:cs="Calibri"/>
+          <w:iCs/>
           <w:color w:val="000000" w:themeColor="text1"/>
           <w:sz w:val="22"/>
           <w:szCs w:val="22"/>
@@ -346,43 +339,178 @@
       <w:pPr>
         <w:rPr>
           <w:rFonts w:ascii="Calibri" w:hAnsi="Calibri" w:cs="Calibri"/>
-          <w:color w:val="000000" w:themeColor="text1"/>
-          <w:sz w:val="22"/>
-          <w:szCs w:val="22"/>
-        </w:rPr>
-      </w:pPr>
-      <w:r>
-        <w:rPr>
-          <w:rFonts w:ascii="Calibri" w:hAnsi="Calibri" w:cs="Calibri"/>
-          <w:color w:val="000000" w:themeColor="text1"/>
-          <w:sz w:val="22"/>
-          <w:szCs w:val="22"/>
-        </w:rPr>
-        <w:t xml:space="preserve">Our paper asks </w:t>
-      </w:r>
-      <w:r>
-        <w:rPr>
-          <w:rFonts w:ascii="Calibri" w:hAnsi="Calibri" w:cs="Calibri"/>
-          <w:color w:val="000000" w:themeColor="text1"/>
-          <w:sz w:val="22"/>
-          <w:szCs w:val="22"/>
-        </w:rPr>
-        <w:t>the following questions</w:t>
-      </w:r>
-      <w:r>
-        <w:rPr>
-          <w:rFonts w:ascii="Calibri" w:hAnsi="Calibri" w:cs="Calibri"/>
-          <w:color w:val="000000" w:themeColor="text1"/>
-          <w:sz w:val="22"/>
-          <w:szCs w:val="22"/>
-        </w:rPr>
-        <w:t xml:space="preserve">: </w:t>
+          <w:iCs/>
+          <w:color w:val="000000" w:themeColor="text1"/>
+          <w:sz w:val="22"/>
+          <w:szCs w:val="22"/>
+        </w:rPr>
+      </w:pPr>
+      <w:r>
+        <w:rPr>
+          <w:rFonts w:ascii="Calibri" w:hAnsi="Calibri" w:cs="Calibri"/>
+          <w:iCs/>
+          <w:color w:val="000000" w:themeColor="text1"/>
+          <w:sz w:val="22"/>
+          <w:szCs w:val="22"/>
+        </w:rPr>
+        <w:t xml:space="preserve">Current research indicates that there are substantial differences in male and female immune function and disease risk, with women experiencing less infectious disease risk but making up roughly 80% of all autoimmune diagnoses. </w:t>
+      </w:r>
+      <w:r>
+        <w:rPr>
+          <w:rFonts w:ascii="Calibri" w:hAnsi="Calibri" w:cs="Calibri"/>
+          <w:iCs/>
+          <w:color w:val="000000" w:themeColor="text1"/>
+          <w:sz w:val="22"/>
+          <w:szCs w:val="22"/>
+        </w:rPr>
+        <w:t>However, b</w:t>
+      </w:r>
+      <w:r>
+        <w:rPr>
+          <w:rFonts w:ascii="Calibri" w:hAnsi="Calibri" w:cs="Calibri"/>
+          <w:iCs/>
+          <w:color w:val="000000" w:themeColor="text1"/>
+          <w:sz w:val="22"/>
+          <w:szCs w:val="22"/>
+        </w:rPr>
+        <w:t xml:space="preserve">ecause past research </w:t>
+      </w:r>
+      <w:r>
+        <w:rPr>
+          <w:rFonts w:ascii="Calibri" w:hAnsi="Calibri" w:cs="Calibri"/>
+          <w:iCs/>
+          <w:color w:val="000000" w:themeColor="text1"/>
+          <w:sz w:val="22"/>
+          <w:szCs w:val="22"/>
+        </w:rPr>
+        <w:t>has predominantly focused</w:t>
+      </w:r>
+      <w:r>
+        <w:rPr>
+          <w:rFonts w:ascii="Calibri" w:hAnsi="Calibri" w:cs="Calibri"/>
+          <w:iCs/>
+          <w:color w:val="000000" w:themeColor="text1"/>
+          <w:sz w:val="22"/>
+          <w:szCs w:val="22"/>
+        </w:rPr>
+        <w:t xml:space="preserve"> </w:t>
+      </w:r>
+      <w:r>
+        <w:rPr>
+          <w:rFonts w:ascii="Calibri" w:hAnsi="Calibri" w:cs="Calibri"/>
+          <w:iCs/>
+          <w:color w:val="000000" w:themeColor="text1"/>
+          <w:sz w:val="22"/>
+          <w:szCs w:val="22"/>
+        </w:rPr>
+        <w:t xml:space="preserve">on </w:t>
+      </w:r>
+      <w:r>
+        <w:rPr>
+          <w:rFonts w:ascii="Calibri" w:hAnsi="Calibri" w:cs="Calibri"/>
+          <w:iCs/>
+          <w:color w:val="000000" w:themeColor="text1"/>
+          <w:sz w:val="22"/>
+          <w:szCs w:val="22"/>
+        </w:rPr>
+        <w:t xml:space="preserve">heavily industrialized populations with relatively low fertility rates and </w:t>
+      </w:r>
+      <w:r>
+        <w:rPr>
+          <w:rFonts w:ascii="Calibri" w:hAnsi="Calibri" w:cs="Calibri"/>
+          <w:iCs/>
+          <w:color w:val="000000" w:themeColor="text1"/>
+          <w:sz w:val="22"/>
+          <w:szCs w:val="22"/>
+        </w:rPr>
+        <w:t xml:space="preserve">has </w:t>
+      </w:r>
+      <w:r>
+        <w:rPr>
+          <w:rFonts w:ascii="Calibri" w:hAnsi="Calibri" w:cs="Calibri"/>
+          <w:iCs/>
+          <w:color w:val="000000" w:themeColor="text1"/>
+          <w:sz w:val="22"/>
+          <w:szCs w:val="22"/>
+        </w:rPr>
+        <w:t xml:space="preserve">generally </w:t>
+      </w:r>
+      <w:r>
+        <w:rPr>
+          <w:rFonts w:ascii="Calibri" w:hAnsi="Calibri" w:cs="Calibri"/>
+          <w:iCs/>
+          <w:color w:val="000000" w:themeColor="text1"/>
+          <w:sz w:val="22"/>
+          <w:szCs w:val="22"/>
+        </w:rPr>
+        <w:t>exclude</w:t>
+      </w:r>
+      <w:r>
+        <w:rPr>
+          <w:rFonts w:ascii="Calibri" w:hAnsi="Calibri" w:cs="Calibri"/>
+          <w:iCs/>
+          <w:color w:val="000000" w:themeColor="text1"/>
+          <w:sz w:val="22"/>
+          <w:szCs w:val="22"/>
+        </w:rPr>
+        <w:t xml:space="preserve">d </w:t>
+      </w:r>
+      <w:r>
+        <w:rPr>
+          <w:rFonts w:ascii="Calibri" w:hAnsi="Calibri" w:cs="Calibri"/>
+          <w:iCs/>
+          <w:color w:val="000000" w:themeColor="text1"/>
+          <w:sz w:val="22"/>
+          <w:szCs w:val="22"/>
+        </w:rPr>
+        <w:t>pregnant</w:t>
+      </w:r>
+      <w:r>
+        <w:rPr>
+          <w:rFonts w:ascii="Calibri" w:hAnsi="Calibri" w:cs="Calibri"/>
+          <w:iCs/>
+          <w:color w:val="000000" w:themeColor="text1"/>
+          <w:sz w:val="22"/>
+          <w:szCs w:val="22"/>
+        </w:rPr>
+        <w:t xml:space="preserve"> and postpartum women</w:t>
+      </w:r>
+      <w:r>
+        <w:rPr>
+          <w:rFonts w:ascii="Calibri" w:hAnsi="Calibri" w:cs="Calibri"/>
+          <w:iCs/>
+          <w:color w:val="000000" w:themeColor="text1"/>
+          <w:sz w:val="22"/>
+          <w:szCs w:val="22"/>
+        </w:rPr>
+        <w:t xml:space="preserve">, it is unclear how female reproduction shapes sexual dimorphism across the lifespan </w:t>
+      </w:r>
+      <w:r>
+        <w:rPr>
+          <w:rFonts w:ascii="Calibri" w:hAnsi="Calibri" w:cs="Calibri"/>
+          <w:iCs/>
+          <w:color w:val="000000" w:themeColor="text1"/>
+          <w:sz w:val="22"/>
+          <w:szCs w:val="22"/>
+        </w:rPr>
+        <w:t>or</w:t>
+      </w:r>
+      <w:r>
+        <w:rPr>
+          <w:rFonts w:ascii="Calibri" w:hAnsi="Calibri" w:cs="Calibri"/>
+          <w:iCs/>
+          <w:color w:val="000000" w:themeColor="text1"/>
+          <w:sz w:val="22"/>
+          <w:szCs w:val="22"/>
+        </w:rPr>
+        <w:t xml:space="preserve"> how these effects vary based on ecological factors. </w:t>
       </w:r>
     </w:p>
     <w:p>
       <w:pPr>
         <w:rPr>
           <w:rFonts w:ascii="Calibri" w:hAnsi="Calibri" w:cs="Calibri"/>
+          <w:iCs/>
           <w:color w:val="000000" w:themeColor="text1"/>
           <w:sz w:val="22"/>
           <w:szCs w:val="22"/>
@@ -391,59 +519,45 @@
     </w:p>
     <w:p>
       <w:pPr>
-        <w:pStyle w:val="ListParagraph"/>
-        <w:numPr>
-          <w:ilvl w:val="0"/>
-          <w:numId w:val="20"/>
-        </w:numPr>
-        <w:rPr>
-          <w:rFonts w:ascii="Calibri" w:hAnsi="Calibri" w:cs="Calibri"/>
-          <w:color w:val="000000" w:themeColor="text1"/>
-          <w:sz w:val="22"/>
-          <w:szCs w:val="22"/>
-        </w:rPr>
-      </w:pPr>
-      <w:r>
-        <w:rPr>
-          <w:rFonts w:ascii="Calibri" w:hAnsi="Calibri" w:cs="Calibri"/>
-          <w:b/>
-          <w:bCs/>
+        <w:rPr>
+          <w:rFonts w:ascii="Calibri" w:hAnsi="Calibri" w:cs="Calibri"/>
           <w:iCs/>
           <w:color w:val="000000" w:themeColor="text1"/>
           <w:sz w:val="22"/>
           <w:szCs w:val="22"/>
         </w:rPr>
-        <w:t>Do socio-ecological conditions (e.g., pathogen exposure, reproductive strategies) impact the degree of sex differences in human immune functio</w:t>
-      </w:r>
-      <w:r>
-        <w:rPr>
-          <w:rFonts w:ascii="Calibri" w:hAnsi="Calibri" w:cs="Calibri"/>
-          <w:b/>
-          <w:bCs/>
-          <w:iCs/>
-          <w:color w:val="000000" w:themeColor="text1"/>
-          <w:sz w:val="22"/>
-          <w:szCs w:val="22"/>
-        </w:rPr>
-        <w:t>n</w:t>
-      </w:r>
-      <w:r>
-        <w:rPr>
-          <w:rFonts w:ascii="Calibri" w:hAnsi="Calibri" w:cs="Calibri"/>
-          <w:b/>
-          <w:bCs/>
-          <w:iCs/>
-          <w:color w:val="000000" w:themeColor="text1"/>
-          <w:sz w:val="22"/>
-          <w:szCs w:val="22"/>
-        </w:rPr>
-        <w:t>?</w:t>
-      </w:r>
-      <w:r>
-        <w:rPr>
-          <w:rFonts w:ascii="Calibri" w:hAnsi="Calibri" w:cs="Calibri"/>
-          <w:i/>
-          <w:color w:val="000000" w:themeColor="text1"/>
+      </w:pPr>
+      <w:r>
+        <w:rPr>
+          <w:rFonts w:ascii="Calibri" w:hAnsi="Calibri" w:cs="Calibri"/>
+          <w:color w:val="000000"/>
+          <w:sz w:val="22"/>
+          <w:szCs w:val="22"/>
+        </w:rPr>
+        <w:t>Here, w</w:t>
+      </w:r>
+      <w:r>
+        <w:rPr>
+          <w:rFonts w:ascii="Calibri" w:hAnsi="Calibri" w:cs="Calibri"/>
+          <w:color w:val="000000"/>
+          <w:sz w:val="22"/>
+          <w:szCs w:val="22"/>
+        </w:rPr>
+        <w:t>e test the hypothesis that evolutionarily novel conditions common to industrialized populations (e.g., energetic excess, reduced parity) amplify evolved sex differences in immunity</w:t>
+      </w:r>
+      <w:r>
+        <w:rPr>
+          <w:rFonts w:ascii="Calibri" w:hAnsi="Calibri" w:cs="Calibri"/>
+          <w:color w:val="000000"/>
+          <w:sz w:val="22"/>
+          <w:szCs w:val="22"/>
+        </w:rPr>
+        <w:t>.</w:t>
+      </w:r>
+      <w:r>
+        <w:rPr>
+          <w:rFonts w:ascii="Calibri" w:hAnsi="Calibri" w:cs="Calibri"/>
+          <w:color w:val="000000"/>
           <w:sz w:val="22"/>
           <w:szCs w:val="22"/>
         </w:rPr>
@@ -452,92 +566,75 @@
       <w:r>
         <w:rPr>
           <w:rFonts w:ascii="Calibri" w:hAnsi="Calibri" w:cs="Calibri"/>
-          <w:color w:val="000000" w:themeColor="text1"/>
-          <w:sz w:val="22"/>
-          <w:szCs w:val="22"/>
-        </w:rPr>
-        <w:t>When considering the evolution of senescence and longevity, t</w:t>
-      </w:r>
-      <w:r>
-        <w:rPr>
-          <w:rFonts w:ascii="Calibri" w:hAnsi="Calibri" w:cs="Calibri"/>
-          <w:color w:val="000000" w:themeColor="text1"/>
-          <w:sz w:val="22"/>
-          <w:szCs w:val="22"/>
-        </w:rPr>
-        <w:t xml:space="preserve">he need to incorporate transfers in social species with pooled energy budgets has garnered attention (including in </w:t>
-      </w:r>
-      <w:r>
-        <w:rPr>
-          <w:rFonts w:ascii="Calibri" w:hAnsi="Calibri" w:cs="Calibri"/>
-          <w:i/>
-          <w:color w:val="000000" w:themeColor="text1"/>
-          <w:sz w:val="22"/>
-          <w:szCs w:val="22"/>
-        </w:rPr>
-        <w:t>PNAS</w:t>
-      </w:r>
-      <w:r>
-        <w:rPr>
-          <w:rFonts w:ascii="Calibri" w:hAnsi="Calibri" w:cs="Calibri"/>
-          <w:color w:val="000000" w:themeColor="text1"/>
-          <w:sz w:val="22"/>
-          <w:szCs w:val="22"/>
-        </w:rPr>
-        <w:t xml:space="preserve">: Lee et al. 2003; Kaplan &amp; Robson 2002), but </w:t>
-      </w:r>
-      <w:r>
-        <w:rPr>
-          <w:rFonts w:ascii="Calibri" w:hAnsi="Calibri" w:cs="Calibri"/>
-          <w:color w:val="000000" w:themeColor="text1"/>
-          <w:sz w:val="22"/>
-          <w:szCs w:val="22"/>
-        </w:rPr>
-        <w:t xml:space="preserve">less so the </w:t>
-      </w:r>
-      <w:r>
-        <w:rPr>
-          <w:rFonts w:ascii="Calibri" w:hAnsi="Calibri" w:cs="Calibri"/>
-          <w:color w:val="000000" w:themeColor="text1"/>
-          <w:sz w:val="22"/>
-          <w:szCs w:val="22"/>
-        </w:rPr>
-        <w:t xml:space="preserve">explicit </w:t>
-      </w:r>
-      <w:r>
-        <w:rPr>
-          <w:rFonts w:ascii="Calibri" w:hAnsi="Calibri" w:cs="Calibri"/>
-          <w:color w:val="000000" w:themeColor="text1"/>
-          <w:sz w:val="22"/>
-          <w:szCs w:val="22"/>
-        </w:rPr>
-        <w:t>specification</w:t>
-      </w:r>
-      <w:r>
-        <w:rPr>
-          <w:rFonts w:ascii="Calibri" w:hAnsi="Calibri" w:cs="Calibri"/>
-          <w:color w:val="000000" w:themeColor="text1"/>
-          <w:sz w:val="22"/>
-          <w:szCs w:val="22"/>
-        </w:rPr>
-        <w:t xml:space="preserve"> of how fitness contributions, especially at post-reproductive ages, can be favored by selection</w:t>
-      </w:r>
-      <w:r>
-        <w:rPr>
-          <w:rFonts w:ascii="Calibri" w:hAnsi="Calibri" w:cs="Calibri"/>
-          <w:color w:val="000000" w:themeColor="text1"/>
-          <w:sz w:val="22"/>
-          <w:szCs w:val="22"/>
-        </w:rPr>
-        <w:t>.</w:t>
+          <w:color w:val="000000"/>
+          <w:sz w:val="22"/>
+          <w:szCs w:val="22"/>
+        </w:rPr>
+        <w:t>Using data from the Tsimane Health and Life History Project and the US Center for Disease Control’s NHANES dataset, we estimate and compare the age-specific effects of sex on immune cell counts and neutrophil-to-lymphocyte ratio among the Tsimane</w:t>
+      </w:r>
+      <w:r>
+        <w:rPr>
+          <w:rFonts w:ascii="Calibri" w:hAnsi="Calibri" w:cs="Calibri"/>
+          <w:color w:val="000000"/>
+          <w:sz w:val="22"/>
+          <w:szCs w:val="22"/>
+        </w:rPr>
+        <w:t xml:space="preserve">, </w:t>
+      </w:r>
+      <w:r>
+        <w:rPr>
+          <w:rFonts w:ascii="Calibri" w:hAnsi="Calibri" w:cs="Calibri"/>
+          <w:color w:val="000000"/>
+          <w:sz w:val="22"/>
+          <w:szCs w:val="22"/>
+        </w:rPr>
+        <w:t xml:space="preserve">a non-industrialized </w:t>
+      </w:r>
+      <w:r>
+        <w:rPr>
+          <w:rFonts w:ascii="Calibri" w:hAnsi="Calibri" w:cs="Calibri"/>
+          <w:color w:val="000000"/>
+          <w:sz w:val="22"/>
+          <w:szCs w:val="22"/>
+        </w:rPr>
+        <w:t xml:space="preserve">South American Indigenous </w:t>
+      </w:r>
+      <w:r>
+        <w:rPr>
+          <w:rFonts w:ascii="Calibri" w:hAnsi="Calibri" w:cs="Calibri"/>
+          <w:color w:val="000000"/>
+          <w:sz w:val="22"/>
+          <w:szCs w:val="22"/>
+        </w:rPr>
+        <w:t>population</w:t>
+      </w:r>
+      <w:r>
+        <w:rPr>
+          <w:rFonts w:ascii="Calibri" w:hAnsi="Calibri" w:cs="Calibri"/>
+          <w:color w:val="000000"/>
+          <w:sz w:val="22"/>
+          <w:szCs w:val="22"/>
+        </w:rPr>
+        <w:t xml:space="preserve">, </w:t>
+      </w:r>
+      <w:r>
+        <w:rPr>
+          <w:rFonts w:ascii="Calibri" w:hAnsi="Calibri" w:cs="Calibri"/>
+          <w:color w:val="000000"/>
+          <w:sz w:val="22"/>
+          <w:szCs w:val="22"/>
+        </w:rPr>
+        <w:t xml:space="preserve">and a representative sample from the USA. </w:t>
       </w:r>
     </w:p>
     <w:p>
       <w:pPr>
-        <w:pStyle w:val="ListParagraph"/>
-        <w:rPr>
-          <w:rFonts w:ascii="Calibri" w:hAnsi="Calibri" w:cs="Calibri"/>
-          <w:color w:val="000000" w:themeColor="text1"/>
+        <w:pStyle w:val="NormalWeb"/>
+        <w:spacing w:before="0" w:beforeAutospacing="0" w:after="0" w:afterAutospacing="0"/>
+        <w:jc w:val="both"/>
+        <w:rPr>
+          <w:rFonts w:ascii="Calibri" w:hAnsi="Calibri" w:cs="Calibri"/>
+          <w:color w:val="000000"/>
           <w:sz w:val="22"/>
           <w:szCs w:val="22"/>
         </w:rPr>
@@ -545,968 +642,225 @@
     </w:p>
     <w:p>
       <w:pPr>
-        <w:pStyle w:val="ListParagraph"/>
-        <w:numPr>
-          <w:ilvl w:val="0"/>
-          <w:numId w:val="20"/>
-        </w:numPr>
-        <w:rPr>
-          <w:rFonts w:ascii="Calibri" w:hAnsi="Calibri" w:cs="Calibri"/>
-          <w:b/>
-          <w:bCs/>
-          <w:color w:val="000000" w:themeColor="text1"/>
-          <w:sz w:val="22"/>
-          <w:szCs w:val="22"/>
-        </w:rPr>
-      </w:pPr>
-      <w:r>
-        <w:rPr>
-          <w:rFonts w:ascii="Calibri" w:hAnsi="Calibri" w:cs="Calibri"/>
-          <w:b/>
-          <w:bCs/>
-          <w:color w:val="000000" w:themeColor="text1"/>
-          <w:sz w:val="22"/>
-          <w:szCs w:val="22"/>
-        </w:rPr>
-        <w:t>How much are</w:t>
-      </w:r>
-      <w:r>
-        <w:rPr>
-          <w:rFonts w:ascii="Calibri" w:hAnsi="Calibri" w:cs="Calibri"/>
-          <w:b/>
-          <w:bCs/>
-          <w:color w:val="000000" w:themeColor="text1"/>
-          <w:sz w:val="22"/>
-          <w:szCs w:val="22"/>
-        </w:rPr>
-        <w:t xml:space="preserve"> within-population sex differences in human immune function mediated by female reproductive state (e.g., pregnancy, menopause)? </w:t>
+        <w:pStyle w:val="NormalWeb"/>
+        <w:spacing w:before="0" w:beforeAutospacing="0" w:after="0" w:afterAutospacing="0"/>
+        <w:jc w:val="both"/>
+        <w:rPr>
+          <w:rFonts w:ascii="Calibri" w:hAnsi="Calibri" w:cs="Calibri"/>
+          <w:sz w:val="22"/>
+          <w:szCs w:val="22"/>
+        </w:rPr>
+      </w:pPr>
+      <w:r>
+        <w:rPr>
+          <w:rFonts w:ascii="Calibri" w:hAnsi="Calibri" w:cs="Calibri"/>
+          <w:color w:val="000000"/>
+          <w:sz w:val="22"/>
+          <w:szCs w:val="22"/>
+        </w:rPr>
+        <w:t>Compared to the USA, we find that the magnitude of sexual dimorphism in immune measures across the lifespan is significantly lower among the Tsimane and that this pattern is primarily driven by population-specific effects of pregnancy on female immune status.</w:t>
+      </w:r>
+      <w:r>
+        <w:rPr>
+          <w:rFonts w:ascii="Calibri" w:hAnsi="Calibri" w:cs="Calibri"/>
+          <w:color w:val="000000"/>
+          <w:sz w:val="22"/>
+          <w:szCs w:val="22"/>
+        </w:rPr>
+        <w:t xml:space="preserve"> Our results suggest that the discrepancy in autoimmune disease risk between men and women found in industrialized high-income countries may be </w:t>
+      </w:r>
+      <w:r>
+        <w:rPr>
+          <w:rFonts w:ascii="Calibri" w:hAnsi="Calibri" w:cs="Calibri"/>
+          <w:color w:val="000000"/>
+          <w:sz w:val="22"/>
+          <w:szCs w:val="22"/>
+        </w:rPr>
+        <w:t>due, in part,</w:t>
+      </w:r>
+      <w:r>
+        <w:rPr>
+          <w:rFonts w:ascii="Calibri" w:hAnsi="Calibri" w:cs="Calibri"/>
+          <w:color w:val="000000"/>
+          <w:sz w:val="22"/>
+          <w:szCs w:val="22"/>
+        </w:rPr>
+        <w:t xml:space="preserve"> to an exaggerated inflammatory response during pregnancy and population-level shifts in reproductive strategies (e.g., delayed age at first birth, reduced parity). </w:t>
+      </w:r>
+      <w:r>
+        <w:rPr>
+          <w:rFonts w:ascii="Calibri" w:hAnsi="Calibri" w:cs="Calibri"/>
+          <w:color w:val="000000"/>
+          <w:sz w:val="22"/>
+          <w:szCs w:val="22"/>
+        </w:rPr>
+        <w:t xml:space="preserve"> </w:t>
       </w:r>
     </w:p>
     <w:p>
       <w:pPr>
-        <w:rPr>
-          <w:rFonts w:ascii="Calibri" w:hAnsi="Calibri" w:cs="Calibri"/>
-          <w:color w:val="000000" w:themeColor="text1"/>
-          <w:sz w:val="22"/>
-          <w:szCs w:val="22"/>
-        </w:rPr>
-      </w:pPr>
+        <w:pStyle w:val="NormalWeb"/>
+        <w:spacing w:before="0" w:beforeAutospacing="0" w:after="0" w:afterAutospacing="0"/>
+        <w:jc w:val="both"/>
+        <w:rPr>
+          <w:rFonts w:ascii="Calibri" w:hAnsi="Calibri" w:cs="Calibri"/>
+          <w:sz w:val="22"/>
+          <w:szCs w:val="22"/>
+        </w:rPr>
+      </w:pPr>
+      <w:r>
+        <w:rPr>
+          <w:rFonts w:ascii="Calibri" w:hAnsi="Calibri" w:cs="Calibri"/>
+          <w:color w:val="000000"/>
+          <w:sz w:val="22"/>
+          <w:szCs w:val="22"/>
+        </w:rPr>
+        <w:t> </w:t>
+      </w:r>
     </w:p>
     <w:p>
       <w:pPr>
-        <w:rPr>
-          <w:rFonts w:ascii="Calibri" w:hAnsi="Calibri" w:cs="Calibri"/>
-          <w:color w:val="000000" w:themeColor="text1"/>
-          <w:sz w:val="22"/>
-          <w:szCs w:val="22"/>
-        </w:rPr>
-      </w:pPr>
-      <w:r>
-        <w:rPr>
-          <w:rFonts w:ascii="Calibri" w:hAnsi="Calibri" w:cs="Calibri"/>
-          <w:color w:val="000000" w:themeColor="text1"/>
-          <w:sz w:val="22"/>
-          <w:szCs w:val="22"/>
-        </w:rPr>
-        <w:t xml:space="preserve">We use data on age-specific </w:t>
-      </w:r>
-      <w:r>
-        <w:rPr>
-          <w:rFonts w:ascii="Calibri" w:hAnsi="Calibri" w:cs="Calibri"/>
-          <w:color w:val="000000" w:themeColor="text1"/>
-          <w:sz w:val="22"/>
-          <w:szCs w:val="22"/>
-        </w:rPr>
-        <w:t xml:space="preserve">demography </w:t>
-      </w:r>
-      <w:r>
-        <w:rPr>
-          <w:rFonts w:ascii="Calibri" w:hAnsi="Calibri" w:cs="Calibri"/>
-          <w:color w:val="000000" w:themeColor="text1"/>
-          <w:sz w:val="22"/>
-          <w:szCs w:val="22"/>
-        </w:rPr>
-        <w:t>and productivity</w:t>
-      </w:r>
-      <w:r>
-        <w:rPr>
-          <w:rFonts w:ascii="Calibri" w:hAnsi="Calibri" w:cs="Calibri"/>
-          <w:color w:val="000000" w:themeColor="text1"/>
-          <w:sz w:val="22"/>
-          <w:szCs w:val="22"/>
-        </w:rPr>
-        <w:t xml:space="preserve"> </w:t>
-      </w:r>
-      <w:r>
-        <w:rPr>
-          <w:rFonts w:ascii="Calibri" w:hAnsi="Calibri" w:cs="Calibri"/>
-          <w:color w:val="000000" w:themeColor="text1"/>
-          <w:sz w:val="22"/>
-          <w:szCs w:val="22"/>
-        </w:rPr>
-        <w:t xml:space="preserve">to derive expressions for the selection gradients via transfers across the life course, </w:t>
-      </w:r>
-      <w:r>
-        <w:rPr>
-          <w:rFonts w:ascii="Calibri" w:hAnsi="Calibri" w:cs="Calibri"/>
-          <w:color w:val="000000" w:themeColor="text1"/>
-          <w:sz w:val="22"/>
-          <w:szCs w:val="22"/>
-        </w:rPr>
-        <w:t xml:space="preserve">in </w:t>
-      </w:r>
-      <w:r>
-        <w:rPr>
-          <w:rFonts w:ascii="Calibri" w:hAnsi="Calibri" w:cs="Calibri"/>
-          <w:color w:val="000000" w:themeColor="text1"/>
-          <w:sz w:val="22"/>
-          <w:szCs w:val="22"/>
-        </w:rPr>
-        <w:t xml:space="preserve">hunter-gatherers, horticulturalists and chimpanzees. </w:t>
-      </w:r>
-      <w:r>
-        <w:rPr>
-          <w:rFonts w:ascii="Calibri" w:hAnsi="Calibri" w:cs="Calibri"/>
-          <w:color w:val="000000" w:themeColor="text1"/>
-          <w:sz w:val="22"/>
-          <w:szCs w:val="22"/>
-        </w:rPr>
-        <w:t xml:space="preserve">We find that </w:t>
-      </w:r>
-      <w:r>
-        <w:rPr>
-          <w:rFonts w:ascii="Calibri" w:hAnsi="Calibri" w:cs="Calibri"/>
-          <w:color w:val="000000" w:themeColor="text1"/>
-          <w:sz w:val="22"/>
-          <w:szCs w:val="22"/>
-        </w:rPr>
-        <w:t xml:space="preserve">the </w:t>
-      </w:r>
-      <w:r>
-        <w:rPr>
-          <w:rFonts w:ascii="Calibri" w:hAnsi="Calibri" w:cs="Calibri"/>
-          <w:color w:val="000000" w:themeColor="text1"/>
-          <w:sz w:val="22"/>
-          <w:szCs w:val="22"/>
-        </w:rPr>
-        <w:t>addition of transfers changes the fitness landscape</w:t>
-      </w:r>
-      <w:r>
-        <w:rPr>
-          <w:rFonts w:ascii="Calibri" w:hAnsi="Calibri" w:cs="Calibri"/>
-          <w:color w:val="000000" w:themeColor="text1"/>
-          <w:sz w:val="22"/>
-          <w:szCs w:val="22"/>
-        </w:rPr>
-        <w:t xml:space="preserve"> in ways that inform the “value” of being alive at later ages, and that chimpanzees (proxies for life history of recent human-chimpanzee ancestor) </w:t>
-      </w:r>
-      <w:r>
-        <w:rPr>
-          <w:rFonts w:ascii="Calibri" w:hAnsi="Calibri" w:cs="Calibri"/>
-          <w:color w:val="000000" w:themeColor="text1"/>
-          <w:sz w:val="22"/>
-          <w:szCs w:val="22"/>
-        </w:rPr>
-        <w:t xml:space="preserve">could theoretically make indirect contributions if they adopted egalitarian food sharing practices. </w:t>
-      </w:r>
-      <w:r>
-        <w:rPr>
-          <w:rFonts w:ascii="Calibri" w:hAnsi="Calibri" w:cs="Calibri"/>
-          <w:color w:val="000000" w:themeColor="text1"/>
-          <w:sz w:val="22"/>
-          <w:szCs w:val="22"/>
-        </w:rPr>
-        <w:t xml:space="preserve">We show that a </w:t>
-      </w:r>
-      <w:r>
-        <w:rPr>
-          <w:rFonts w:ascii="Calibri" w:hAnsi="Calibri" w:cs="Calibri"/>
-          <w:color w:val="000000" w:themeColor="text1"/>
-          <w:sz w:val="22"/>
-          <w:szCs w:val="22"/>
-        </w:rPr>
-        <w:t>skills-intensive foraging ecology in humans with late independence and late peak production could select for human-like life histories via positive feedback between longevity and late-life transfers. While we focus mostly on humans, our approach is adaptable to other social species with transfers</w:t>
-      </w:r>
-      <w:r>
-        <w:rPr>
-          <w:rFonts w:ascii="Calibri" w:hAnsi="Calibri" w:cs="Calibri"/>
-          <w:color w:val="000000" w:themeColor="text1"/>
-          <w:sz w:val="22"/>
-          <w:szCs w:val="22"/>
-        </w:rPr>
-        <w:t>.</w:t>
+        <w:pStyle w:val="NormalWeb"/>
+        <w:spacing w:before="0" w:beforeAutospacing="0" w:after="0" w:afterAutospacing="0"/>
+        <w:jc w:val="both"/>
+        <w:rPr>
+          <w:rFonts w:ascii="Calibri" w:hAnsi="Calibri" w:cs="Calibri"/>
+          <w:sz w:val="22"/>
+          <w:szCs w:val="22"/>
+        </w:rPr>
+      </w:pPr>
+      <w:r>
+        <w:rPr>
+          <w:rFonts w:ascii="Calibri" w:hAnsi="Calibri" w:cs="Calibri"/>
+          <w:color w:val="000000"/>
+          <w:sz w:val="22"/>
+          <w:szCs w:val="22"/>
+        </w:rPr>
+        <w:t>We believe our paper is ideally suited to the diverse readership and high impact of your journal. Our paper is timely, given the call to investigate the effects of ecological conditions on sex differences in health and disease (</w:t>
+      </w:r>
+      <w:proofErr w:type="spellStart"/>
+      <w:r>
+        <w:rPr>
+          <w:rFonts w:ascii="Calibri" w:hAnsi="Calibri" w:cs="Calibri"/>
+          <w:color w:val="000000"/>
+          <w:sz w:val="22"/>
+          <w:szCs w:val="22"/>
+        </w:rPr>
+        <w:t>Natri</w:t>
+      </w:r>
+      <w:proofErr w:type="spellEnd"/>
+      <w:r>
+        <w:rPr>
+          <w:rFonts w:ascii="Calibri" w:hAnsi="Calibri" w:cs="Calibri"/>
+          <w:color w:val="000000"/>
+          <w:sz w:val="22"/>
+          <w:szCs w:val="22"/>
+        </w:rPr>
+        <w:t xml:space="preserve"> et al., 2019) and complementary research on mechanisms of sexual dimorphism in immune function (including in PNAS: Gupta et al. 2020; Huang et al. 2021; Dobson et al. 2026). Furthermore, the results communicated in our paper are relevant across a wide range of disciplines, including evolutionary biology, anthropology, medicine, ecology, and population biology.</w:t>
       </w:r>
     </w:p>
     <w:p>
       <w:pPr>
-        <w:rPr>
-          <w:rFonts w:ascii="Calibri" w:hAnsi="Calibri" w:cs="Calibri"/>
-          <w:color w:val="000000" w:themeColor="text1"/>
-          <w:sz w:val="22"/>
-          <w:szCs w:val="22"/>
-        </w:rPr>
-      </w:pPr>
+        <w:pStyle w:val="NormalWeb"/>
+        <w:spacing w:before="0" w:beforeAutospacing="0" w:after="0" w:afterAutospacing="0"/>
+        <w:jc w:val="both"/>
+        <w:rPr>
+          <w:rFonts w:ascii="Calibri" w:hAnsi="Calibri" w:cs="Calibri"/>
+          <w:sz w:val="22"/>
+          <w:szCs w:val="22"/>
+        </w:rPr>
+      </w:pPr>
+      <w:r>
+        <w:rPr>
+          <w:rFonts w:ascii="Calibri" w:hAnsi="Calibri" w:cs="Calibri"/>
+          <w:color w:val="000000"/>
+          <w:sz w:val="22"/>
+          <w:szCs w:val="22"/>
+        </w:rPr>
+        <w:t> </w:t>
+      </w:r>
     </w:p>
     <w:p>
       <w:pPr>
-        <w:rPr>
-          <w:rFonts w:ascii="Calibri" w:hAnsi="Calibri" w:cs="Calibri"/>
-          <w:color w:val="000000" w:themeColor="text1"/>
-          <w:sz w:val="22"/>
-          <w:szCs w:val="22"/>
-        </w:rPr>
-      </w:pPr>
-      <w:r>
-        <w:rPr>
-          <w:rFonts w:ascii="Calibri" w:hAnsi="Calibri" w:cs="Calibri"/>
-          <w:color w:val="000000" w:themeColor="text1"/>
-          <w:sz w:val="22"/>
-          <w:szCs w:val="22"/>
-        </w:rPr>
-        <w:t xml:space="preserve">We believe our paper is ideally suited to the diverse readership </w:t>
-      </w:r>
-      <w:r>
-        <w:rPr>
-          <w:rFonts w:ascii="Calibri" w:hAnsi="Calibri" w:cs="Calibri"/>
-          <w:color w:val="000000" w:themeColor="text1"/>
-          <w:sz w:val="22"/>
-          <w:szCs w:val="22"/>
-        </w:rPr>
-        <w:t xml:space="preserve">and high impact </w:t>
-      </w:r>
-      <w:r>
-        <w:rPr>
-          <w:rFonts w:ascii="Calibri" w:hAnsi="Calibri" w:cs="Calibri"/>
-          <w:color w:val="000000" w:themeColor="text1"/>
-          <w:sz w:val="22"/>
-          <w:szCs w:val="22"/>
-        </w:rPr>
-        <w:t xml:space="preserve">of your journal. First, </w:t>
-      </w:r>
-      <w:r>
-        <w:rPr>
-          <w:rFonts w:ascii="Calibri" w:hAnsi="Calibri" w:cs="Calibri"/>
-          <w:color w:val="000000" w:themeColor="text1"/>
-          <w:sz w:val="22"/>
-          <w:szCs w:val="22"/>
-        </w:rPr>
-        <w:t xml:space="preserve">the </w:t>
-      </w:r>
-      <w:r>
-        <w:rPr>
-          <w:rFonts w:ascii="Calibri" w:hAnsi="Calibri" w:cs="Calibri"/>
-          <w:color w:val="000000" w:themeColor="text1"/>
-          <w:sz w:val="22"/>
-          <w:szCs w:val="22"/>
-        </w:rPr>
-        <w:t xml:space="preserve">call to incorporate transfers into </w:t>
-      </w:r>
-      <w:r>
-        <w:rPr>
-          <w:rFonts w:ascii="Calibri" w:hAnsi="Calibri" w:cs="Calibri"/>
-          <w:color w:val="000000" w:themeColor="text1"/>
-          <w:sz w:val="22"/>
-          <w:szCs w:val="22"/>
-        </w:rPr>
-        <w:t xml:space="preserve">modeling selection gradients has been made many times. </w:t>
-      </w:r>
-      <w:r>
-        <w:rPr>
-          <w:rFonts w:ascii="Calibri" w:hAnsi="Calibri" w:cs="Calibri"/>
-          <w:color w:val="000000" w:themeColor="text1"/>
-          <w:sz w:val="22"/>
-          <w:szCs w:val="22"/>
-        </w:rPr>
-        <w:t xml:space="preserve">Our paper is </w:t>
-      </w:r>
-      <w:r>
-        <w:rPr>
-          <w:rFonts w:ascii="Calibri" w:hAnsi="Calibri" w:cs="Calibri"/>
-          <w:color w:val="000000" w:themeColor="text1"/>
-          <w:sz w:val="22"/>
-          <w:szCs w:val="22"/>
-        </w:rPr>
-        <w:t xml:space="preserve">therefore </w:t>
-      </w:r>
-      <w:r>
-        <w:rPr>
-          <w:rFonts w:ascii="Calibri" w:hAnsi="Calibri" w:cs="Calibri"/>
-          <w:color w:val="000000" w:themeColor="text1"/>
-          <w:sz w:val="22"/>
-          <w:szCs w:val="22"/>
-        </w:rPr>
-        <w:t xml:space="preserve">timely, </w:t>
-      </w:r>
-      <w:r>
-        <w:rPr>
-          <w:rFonts w:ascii="Calibri" w:hAnsi="Calibri" w:cs="Calibri"/>
-          <w:color w:val="000000" w:themeColor="text1"/>
-          <w:sz w:val="22"/>
-          <w:szCs w:val="22"/>
-        </w:rPr>
-        <w:t xml:space="preserve">especially </w:t>
-      </w:r>
-      <w:r>
-        <w:rPr>
-          <w:rFonts w:ascii="Calibri" w:hAnsi="Calibri" w:cs="Calibri"/>
-          <w:color w:val="000000" w:themeColor="text1"/>
-          <w:sz w:val="22"/>
-          <w:szCs w:val="22"/>
-        </w:rPr>
-        <w:t xml:space="preserve">given the plethora of recent work </w:t>
-      </w:r>
-      <w:r>
-        <w:rPr>
-          <w:rFonts w:ascii="Calibri" w:hAnsi="Calibri" w:cs="Calibri"/>
-          <w:color w:val="000000" w:themeColor="text1"/>
-          <w:sz w:val="22"/>
-          <w:szCs w:val="22"/>
-        </w:rPr>
-        <w:t>on human life history evolution</w:t>
-      </w:r>
-      <w:r>
-        <w:rPr>
-          <w:rFonts w:ascii="Calibri" w:hAnsi="Calibri" w:cs="Calibri"/>
-          <w:color w:val="000000" w:themeColor="text1"/>
-          <w:sz w:val="22"/>
-          <w:szCs w:val="22"/>
-        </w:rPr>
-        <w:t xml:space="preserve">. </w:t>
-      </w:r>
-      <w:r>
-        <w:rPr>
-          <w:rFonts w:ascii="Calibri" w:hAnsi="Calibri" w:cs="Calibri"/>
-          <w:color w:val="000000" w:themeColor="text1"/>
-          <w:sz w:val="22"/>
-          <w:szCs w:val="22"/>
-        </w:rPr>
-        <w:t xml:space="preserve">Second, the paper’s content </w:t>
-      </w:r>
-      <w:r>
-        <w:rPr>
-          <w:rFonts w:ascii="Calibri" w:hAnsi="Calibri" w:cs="Calibri"/>
-          <w:color w:val="000000" w:themeColor="text1"/>
-          <w:sz w:val="22"/>
-          <w:szCs w:val="22"/>
-        </w:rPr>
-        <w:t xml:space="preserve">is relevant to </w:t>
-      </w:r>
-      <w:r>
-        <w:rPr>
-          <w:rFonts w:ascii="Calibri" w:hAnsi="Calibri" w:cs="Calibri"/>
-          <w:color w:val="000000" w:themeColor="text1"/>
-          <w:sz w:val="22"/>
-          <w:szCs w:val="22"/>
-        </w:rPr>
-        <w:t xml:space="preserve">work on aging across </w:t>
-      </w:r>
-      <w:r>
-        <w:rPr>
-          <w:rFonts w:ascii="Calibri" w:hAnsi="Calibri" w:cs="Calibri"/>
-          <w:color w:val="000000" w:themeColor="text1"/>
-          <w:sz w:val="22"/>
-          <w:szCs w:val="22"/>
-        </w:rPr>
-        <w:t>the life and social sciences</w:t>
-      </w:r>
-      <w:r>
-        <w:rPr>
-          <w:rFonts w:ascii="Calibri" w:hAnsi="Calibri" w:cs="Calibri"/>
-          <w:color w:val="000000" w:themeColor="text1"/>
-          <w:sz w:val="22"/>
-          <w:szCs w:val="22"/>
-        </w:rPr>
-        <w:t xml:space="preserve">, including </w:t>
-      </w:r>
-      <w:r>
-        <w:rPr>
-          <w:rFonts w:ascii="Calibri" w:hAnsi="Calibri" w:cs="Calibri"/>
-          <w:color w:val="000000" w:themeColor="text1"/>
-          <w:sz w:val="22"/>
-          <w:szCs w:val="22"/>
-        </w:rPr>
-        <w:t xml:space="preserve">evolutionary biology, </w:t>
-      </w:r>
-      <w:r>
-        <w:rPr>
-          <w:rFonts w:ascii="Calibri" w:hAnsi="Calibri" w:cs="Calibri"/>
-          <w:color w:val="000000" w:themeColor="text1"/>
-          <w:sz w:val="22"/>
-          <w:szCs w:val="22"/>
-        </w:rPr>
-        <w:t xml:space="preserve">anthropology, </w:t>
-      </w:r>
-      <w:r>
-        <w:rPr>
-          <w:rFonts w:ascii="Calibri" w:hAnsi="Calibri" w:cs="Calibri"/>
-          <w:color w:val="000000" w:themeColor="text1"/>
-          <w:sz w:val="22"/>
-          <w:szCs w:val="22"/>
-        </w:rPr>
-        <w:t xml:space="preserve">demography, </w:t>
-      </w:r>
-      <w:r>
-        <w:rPr>
-          <w:rFonts w:ascii="Calibri" w:hAnsi="Calibri" w:cs="Calibri"/>
-          <w:color w:val="000000" w:themeColor="text1"/>
-          <w:sz w:val="22"/>
-          <w:szCs w:val="22"/>
-        </w:rPr>
-        <w:t xml:space="preserve">gerontology, </w:t>
-      </w:r>
-      <w:r>
-        <w:rPr>
-          <w:rFonts w:ascii="Calibri" w:hAnsi="Calibri" w:cs="Calibri"/>
-          <w:color w:val="000000" w:themeColor="text1"/>
-          <w:sz w:val="22"/>
-          <w:szCs w:val="22"/>
-        </w:rPr>
-        <w:t>ecology, population biology</w:t>
-      </w:r>
-      <w:r>
-        <w:rPr>
-          <w:rFonts w:ascii="Calibri" w:hAnsi="Calibri" w:cs="Calibri"/>
-          <w:color w:val="000000" w:themeColor="text1"/>
-          <w:sz w:val="22"/>
-          <w:szCs w:val="22"/>
-        </w:rPr>
-        <w:t xml:space="preserve">, </w:t>
-      </w:r>
-      <w:r>
-        <w:rPr>
-          <w:rFonts w:ascii="Calibri" w:hAnsi="Calibri" w:cs="Calibri"/>
-          <w:color w:val="000000" w:themeColor="text1"/>
-          <w:sz w:val="22"/>
-          <w:szCs w:val="22"/>
-        </w:rPr>
-        <w:t xml:space="preserve">and </w:t>
-      </w:r>
-      <w:r>
-        <w:rPr>
-          <w:rFonts w:ascii="Calibri" w:hAnsi="Calibri" w:cs="Calibri"/>
-          <w:color w:val="000000" w:themeColor="text1"/>
-          <w:sz w:val="22"/>
-          <w:szCs w:val="22"/>
-        </w:rPr>
-        <w:t>primatology</w:t>
-      </w:r>
-      <w:r>
-        <w:rPr>
-          <w:rFonts w:ascii="Calibri" w:hAnsi="Calibri" w:cs="Calibri"/>
-          <w:color w:val="000000" w:themeColor="text1"/>
-          <w:sz w:val="22"/>
-          <w:szCs w:val="22"/>
-        </w:rPr>
-        <w:t xml:space="preserve">.  </w:t>
+        <w:pStyle w:val="NormalWeb"/>
+        <w:spacing w:before="0" w:beforeAutospacing="0" w:after="0" w:afterAutospacing="0"/>
+        <w:jc w:val="both"/>
+        <w:rPr>
+          <w:rFonts w:ascii="Calibri" w:hAnsi="Calibri" w:cs="Calibri"/>
+          <w:sz w:val="22"/>
+          <w:szCs w:val="22"/>
+        </w:rPr>
+      </w:pPr>
+      <w:r>
+        <w:rPr>
+          <w:rFonts w:ascii="Calibri" w:hAnsi="Calibri" w:cs="Calibri"/>
+          <w:color w:val="000000"/>
+          <w:sz w:val="22"/>
+          <w:szCs w:val="22"/>
+        </w:rPr>
+        <w:t xml:space="preserve">Currently there are 2 primary figures and 2 primary tables. The manuscript also includes a link to a public GitHub repository containing all R code used in our analyses. The Supplementary </w:t>
+      </w:r>
+      <w:r>
+        <w:rPr>
+          <w:rFonts w:ascii="Calibri" w:hAnsi="Calibri" w:cs="Calibri"/>
+          <w:color w:val="000000"/>
+          <w:sz w:val="22"/>
+          <w:szCs w:val="22"/>
+        </w:rPr>
+        <w:lastRenderedPageBreak/>
+        <w:t>Information (SI) file contains 2 additional figures, 5 additional tables. We suggest that this paper be categorized as Biological Sciences (Immunology and Inflammation). Below we suggest editorial board members, NAS member editors, and referees:</w:t>
       </w:r>
     </w:p>
     <w:p>
       <w:pPr>
-        <w:rPr>
-          <w:rFonts w:ascii="Calibri" w:hAnsi="Calibri" w:cs="Calibri"/>
-          <w:color w:val="000000" w:themeColor="text1"/>
-          <w:sz w:val="22"/>
-          <w:szCs w:val="22"/>
-        </w:rPr>
-      </w:pPr>
+        <w:pStyle w:val="NormalWeb"/>
+        <w:spacing w:before="0" w:beforeAutospacing="0" w:after="0" w:afterAutospacing="0"/>
+        <w:jc w:val="both"/>
+        <w:rPr>
+          <w:rFonts w:ascii="Calibri" w:hAnsi="Calibri" w:cs="Calibri"/>
+          <w:sz w:val="22"/>
+          <w:szCs w:val="22"/>
+        </w:rPr>
+      </w:pPr>
+      <w:r>
+        <w:rPr>
+          <w:rFonts w:ascii="Calibri" w:hAnsi="Calibri" w:cs="Calibri"/>
+          <w:color w:val="000000"/>
+          <w:sz w:val="22"/>
+          <w:szCs w:val="22"/>
+        </w:rPr>
+        <w:t> </w:t>
+      </w:r>
     </w:p>
     <w:p>
       <w:pPr>
-        <w:rPr>
-          <w:rFonts w:ascii="Calibri" w:hAnsi="Calibri" w:cs="Calibri"/>
-          <w:color w:val="000000" w:themeColor="text1"/>
-          <w:sz w:val="22"/>
-          <w:szCs w:val="22"/>
-        </w:rPr>
-      </w:pPr>
-      <w:r>
-        <w:rPr>
-          <w:rFonts w:ascii="Calibri" w:hAnsi="Calibri" w:cs="Calibri"/>
-          <w:color w:val="000000" w:themeColor="text1"/>
-          <w:sz w:val="22"/>
-          <w:szCs w:val="22"/>
-        </w:rPr>
-        <w:t xml:space="preserve">Currently there are </w:t>
-      </w:r>
-      <w:r>
-        <w:rPr>
-          <w:rFonts w:ascii="Calibri" w:hAnsi="Calibri" w:cs="Calibri"/>
-          <w:color w:val="000000" w:themeColor="text1"/>
-          <w:sz w:val="22"/>
-          <w:szCs w:val="22"/>
-        </w:rPr>
-        <w:t xml:space="preserve">six </w:t>
-      </w:r>
-      <w:r>
-        <w:rPr>
-          <w:rFonts w:ascii="Calibri" w:hAnsi="Calibri" w:cs="Calibri"/>
-          <w:color w:val="000000" w:themeColor="text1"/>
-          <w:sz w:val="22"/>
-          <w:szCs w:val="22"/>
-        </w:rPr>
-        <w:t xml:space="preserve">figures. The Supplementary Information (SI) file contains </w:t>
-      </w:r>
-      <w:r>
-        <w:rPr>
-          <w:rFonts w:ascii="Calibri" w:hAnsi="Calibri" w:cs="Calibri"/>
-          <w:color w:val="000000" w:themeColor="text1"/>
-          <w:sz w:val="22"/>
-          <w:szCs w:val="22"/>
-        </w:rPr>
-        <w:t xml:space="preserve">an additional thirteen </w:t>
-      </w:r>
-      <w:r>
-        <w:rPr>
-          <w:rFonts w:ascii="Calibri" w:hAnsi="Calibri" w:cs="Calibri"/>
-          <w:color w:val="000000" w:themeColor="text1"/>
-          <w:sz w:val="22"/>
-          <w:szCs w:val="22"/>
-        </w:rPr>
-        <w:t>figures</w:t>
-      </w:r>
-      <w:r>
-        <w:rPr>
-          <w:rFonts w:ascii="Calibri" w:hAnsi="Calibri" w:cs="Calibri"/>
-          <w:color w:val="000000" w:themeColor="text1"/>
-          <w:sz w:val="22"/>
-          <w:szCs w:val="22"/>
-        </w:rPr>
-        <w:t>, and code for all analyses</w:t>
-      </w:r>
-      <w:r>
-        <w:rPr>
-          <w:rFonts w:ascii="Calibri" w:hAnsi="Calibri" w:cs="Calibri"/>
-          <w:color w:val="000000" w:themeColor="text1"/>
-          <w:sz w:val="22"/>
-          <w:szCs w:val="22"/>
-        </w:rPr>
-        <w:t xml:space="preserve">. </w:t>
-      </w:r>
-      <w:r>
-        <w:rPr>
-          <w:rFonts w:ascii="Calibri" w:hAnsi="Calibri" w:cs="Calibri"/>
-          <w:color w:val="000000" w:themeColor="text1"/>
-          <w:sz w:val="22"/>
-          <w:szCs w:val="22"/>
-        </w:rPr>
-        <w:t xml:space="preserve">We also include </w:t>
-      </w:r>
-      <w:r>
-        <w:rPr>
-          <w:rFonts w:ascii="Calibri" w:hAnsi="Calibri" w:cs="Calibri"/>
-          <w:color w:val="000000" w:themeColor="text1"/>
-          <w:sz w:val="22"/>
-          <w:szCs w:val="22"/>
-        </w:rPr>
-        <w:t xml:space="preserve">in the SI </w:t>
-      </w:r>
-      <w:r>
-        <w:rPr>
-          <w:rFonts w:ascii="Calibri" w:hAnsi="Calibri" w:cs="Calibri"/>
-          <w:color w:val="000000" w:themeColor="text1"/>
-          <w:sz w:val="22"/>
-          <w:szCs w:val="22"/>
-        </w:rPr>
-        <w:t xml:space="preserve">a </w:t>
-      </w:r>
-      <w:r>
-        <w:rPr>
-          <w:rFonts w:ascii="Calibri" w:hAnsi="Calibri" w:cs="Calibri"/>
-          <w:color w:val="000000" w:themeColor="text1"/>
-          <w:sz w:val="22"/>
-          <w:szCs w:val="22"/>
-        </w:rPr>
-        <w:t xml:space="preserve">user-friendly app </w:t>
-      </w:r>
-      <w:r>
-        <w:rPr>
-          <w:rFonts w:ascii="Calibri" w:hAnsi="Calibri" w:cs="Calibri"/>
-          <w:color w:val="000000" w:themeColor="text1"/>
-          <w:sz w:val="22"/>
-          <w:szCs w:val="22"/>
-        </w:rPr>
-        <w:t xml:space="preserve">that will allow readers to </w:t>
-      </w:r>
-      <w:r>
-        <w:rPr>
-          <w:rFonts w:ascii="Calibri" w:hAnsi="Calibri" w:cs="Calibri"/>
-          <w:color w:val="000000" w:themeColor="text1"/>
-          <w:sz w:val="22"/>
-          <w:szCs w:val="22"/>
-        </w:rPr>
-        <w:t xml:space="preserve">calculate </w:t>
-      </w:r>
-      <w:r>
-        <w:rPr>
-          <w:rFonts w:ascii="Calibri" w:hAnsi="Calibri" w:cs="Calibri"/>
-          <w:color w:val="000000" w:themeColor="text1"/>
-          <w:sz w:val="22"/>
-          <w:szCs w:val="22"/>
-        </w:rPr>
-        <w:t>different fitness metrics by age for any species</w:t>
-      </w:r>
-      <w:r>
-        <w:rPr>
-          <w:rFonts w:ascii="Calibri" w:hAnsi="Calibri" w:cs="Calibri"/>
-          <w:color w:val="000000" w:themeColor="text1"/>
-          <w:sz w:val="22"/>
-          <w:szCs w:val="22"/>
-        </w:rPr>
-        <w:t xml:space="preserve"> or population</w:t>
-      </w:r>
-      <w:r>
-        <w:rPr>
-          <w:rFonts w:ascii="Calibri" w:hAnsi="Calibri" w:cs="Calibri"/>
-          <w:color w:val="000000" w:themeColor="text1"/>
-          <w:sz w:val="22"/>
-          <w:szCs w:val="22"/>
-        </w:rPr>
-        <w:t>.</w:t>
-      </w:r>
-      <w:r>
-        <w:rPr>
-          <w:rFonts w:ascii="Calibri" w:hAnsi="Calibri" w:cs="Calibri"/>
-          <w:color w:val="000000" w:themeColor="text1"/>
-          <w:sz w:val="22"/>
-          <w:szCs w:val="22"/>
-        </w:rPr>
-        <w:t xml:space="preserve"> </w:t>
-      </w:r>
-      <w:r>
-        <w:rPr>
-          <w:rFonts w:ascii="Calibri" w:hAnsi="Calibri" w:cs="Calibri"/>
-          <w:bCs/>
-          <w:color w:val="000000" w:themeColor="text1"/>
-          <w:sz w:val="22"/>
-          <w:szCs w:val="22"/>
-        </w:rPr>
-        <w:t xml:space="preserve">We </w:t>
-      </w:r>
-      <w:r>
-        <w:rPr>
-          <w:rFonts w:ascii="Calibri" w:hAnsi="Calibri" w:cs="Calibri"/>
-          <w:bCs/>
-          <w:color w:val="000000" w:themeColor="text1"/>
-          <w:sz w:val="22"/>
-          <w:szCs w:val="22"/>
-        </w:rPr>
-        <w:lastRenderedPageBreak/>
-        <w:t xml:space="preserve">suggest that this paper be categorized as Social Sciences (Anthropology) and Biological Sciences (Anthropology). Below we </w:t>
-      </w:r>
-      <w:r>
-        <w:rPr>
-          <w:rFonts w:ascii="Calibri" w:hAnsi="Calibri" w:cs="Calibri"/>
-          <w:bCs/>
-          <w:color w:val="000000" w:themeColor="text1"/>
-          <w:sz w:val="22"/>
-          <w:szCs w:val="22"/>
-        </w:rPr>
-        <w:t>suggest</w:t>
-      </w:r>
-      <w:r>
-        <w:rPr>
-          <w:rFonts w:ascii="Calibri" w:hAnsi="Calibri" w:cs="Calibri"/>
-          <w:bCs/>
-          <w:color w:val="000000" w:themeColor="text1"/>
-          <w:sz w:val="22"/>
-          <w:szCs w:val="22"/>
-        </w:rPr>
-        <w:t xml:space="preserve"> </w:t>
-      </w:r>
-      <w:r>
-        <w:rPr>
-          <w:rFonts w:ascii="Calibri" w:hAnsi="Calibri" w:cs="Calibri"/>
-          <w:bCs/>
-          <w:color w:val="000000" w:themeColor="text1"/>
-          <w:sz w:val="22"/>
-          <w:szCs w:val="22"/>
-        </w:rPr>
-        <w:t xml:space="preserve">editorial </w:t>
-      </w:r>
-      <w:r>
-        <w:rPr>
-          <w:rFonts w:ascii="Calibri" w:hAnsi="Calibri" w:cs="Calibri"/>
-          <w:bCs/>
-          <w:color w:val="000000" w:themeColor="text1"/>
-          <w:sz w:val="22"/>
-          <w:szCs w:val="22"/>
-        </w:rPr>
-        <w:t>board members, NAS member editors, and referees:</w:t>
-      </w:r>
-    </w:p>
-    <w:p>
-      <w:pPr>
-        <w:rPr>
-          <w:rFonts w:ascii="Calibri" w:hAnsi="Calibri" w:cs="Calibri"/>
-          <w:color w:val="000000" w:themeColor="text1"/>
+        <w:pStyle w:val="NormalWeb"/>
+        <w:spacing w:before="0" w:beforeAutospacing="0" w:after="0" w:afterAutospacing="0"/>
+        <w:jc w:val="both"/>
+        <w:rPr>
+          <w:rFonts w:ascii="Calibri" w:hAnsi="Calibri" w:cs="Calibri"/>
+          <w:sz w:val="22"/>
+          <w:szCs w:val="22"/>
+        </w:rPr>
+      </w:pPr>
+      <w:r>
+        <w:rPr>
+          <w:rFonts w:ascii="Calibri" w:hAnsi="Calibri" w:cs="Calibri"/>
+          <w:color w:val="000000"/>
           <w:sz w:val="22"/>
           <w:szCs w:val="22"/>
           <w:u w:val="single"/>
         </w:rPr>
-      </w:pPr>
-    </w:p>
-    <w:p>
-      <w:pPr>
-        <w:rPr>
-          <w:rFonts w:ascii="Calibri" w:hAnsi="Calibri" w:cs="Calibri"/>
-          <w:color w:val="000000" w:themeColor="text1"/>
-          <w:sz w:val="22"/>
-          <w:szCs w:val="22"/>
-          <w:u w:val="single"/>
-        </w:rPr>
-      </w:pPr>
-      <w:r>
-        <w:rPr>
-          <w:rFonts w:ascii="Calibri" w:hAnsi="Calibri" w:cs="Calibri"/>
-          <w:color w:val="000000" w:themeColor="text1"/>
-          <w:sz w:val="22"/>
-          <w:szCs w:val="22"/>
-          <w:u w:val="single"/>
-        </w:rPr>
         <w:t>Suggested List of Editorial Board Members</w:t>
       </w:r>
       <w:r>
         <w:rPr>
           <w:rFonts w:ascii="Calibri" w:hAnsi="Calibri" w:cs="Calibri"/>
-          <w:color w:val="000000" w:themeColor="text1"/>
+          <w:color w:val="000000"/>
           <w:sz w:val="22"/>
           <w:szCs w:val="22"/>
         </w:rPr>
         <w:t>:</w:t>
-      </w:r>
-    </w:p>
-    <w:p>
-      <w:pPr>
-        <w:pStyle w:val="ListParagraph"/>
-        <w:numPr>
-          <w:ilvl w:val="0"/>
-          <w:numId w:val="17"/>
-        </w:numPr>
-        <w:rPr>
-          <w:rFonts w:ascii="Calibri" w:hAnsi="Calibri" w:cs="Calibri"/>
-          <w:color w:val="000000" w:themeColor="text1"/>
-          <w:sz w:val="22"/>
-          <w:szCs w:val="22"/>
-        </w:rPr>
-      </w:pPr>
-      <w:r>
-        <w:rPr>
-          <w:rFonts w:ascii="Calibri" w:hAnsi="Calibri" w:cs="Calibri"/>
-          <w:color w:val="000000" w:themeColor="text1"/>
-          <w:sz w:val="22"/>
-          <w:szCs w:val="22"/>
-        </w:rPr>
-        <w:t>Ronald Lee</w:t>
-      </w:r>
-    </w:p>
-    <w:p>
-      <w:pPr>
-        <w:pStyle w:val="ListParagraph"/>
-        <w:numPr>
-          <w:ilvl w:val="0"/>
-          <w:numId w:val="17"/>
-        </w:numPr>
-        <w:rPr>
-          <w:rFonts w:ascii="Calibri" w:hAnsi="Calibri" w:cs="Calibri"/>
-          <w:color w:val="000000" w:themeColor="text1"/>
-          <w:sz w:val="22"/>
-          <w:szCs w:val="22"/>
-        </w:rPr>
-      </w:pPr>
-      <w:r>
-        <w:rPr>
-          <w:rFonts w:ascii="Calibri" w:hAnsi="Calibri" w:cs="Calibri"/>
-          <w:color w:val="000000" w:themeColor="text1"/>
-          <w:sz w:val="22"/>
-          <w:szCs w:val="22"/>
-        </w:rPr>
-        <w:t>Kenneth Wachter</w:t>
-      </w:r>
-    </w:p>
-    <w:p>
-      <w:pPr>
-        <w:pStyle w:val="ListParagraph"/>
-        <w:numPr>
-          <w:ilvl w:val="0"/>
-          <w:numId w:val="17"/>
-        </w:numPr>
-        <w:rPr>
-          <w:rFonts w:ascii="Calibri" w:hAnsi="Calibri" w:cs="Calibri"/>
-          <w:color w:val="000000" w:themeColor="text1"/>
-          <w:sz w:val="22"/>
-          <w:szCs w:val="22"/>
-        </w:rPr>
-      </w:pPr>
-      <w:r>
-        <w:rPr>
-          <w:rFonts w:ascii="Calibri" w:hAnsi="Calibri" w:cs="Calibri"/>
-          <w:color w:val="000000" w:themeColor="text1"/>
-          <w:sz w:val="22"/>
-          <w:szCs w:val="22"/>
-        </w:rPr>
-        <w:t>Polly Weissner</w:t>
-      </w:r>
-    </w:p>
-    <w:p>
-      <w:pPr>
-        <w:rPr>
-          <w:rFonts w:ascii="Calibri" w:hAnsi="Calibri" w:cs="Calibri"/>
-          <w:color w:val="000000" w:themeColor="text1"/>
-          <w:sz w:val="22"/>
-          <w:szCs w:val="22"/>
-        </w:rPr>
-      </w:pPr>
-    </w:p>
-    <w:p>
-      <w:pPr>
-        <w:rPr>
-          <w:rFonts w:ascii="Calibri" w:hAnsi="Calibri" w:cs="Calibri"/>
-          <w:color w:val="000000" w:themeColor="text1"/>
-          <w:sz w:val="22"/>
-          <w:szCs w:val="22"/>
-        </w:rPr>
-      </w:pPr>
-      <w:r>
-        <w:rPr>
-          <w:rFonts w:ascii="Calibri" w:hAnsi="Calibri" w:cs="Calibri"/>
-          <w:color w:val="000000" w:themeColor="text1"/>
-          <w:sz w:val="22"/>
-          <w:szCs w:val="22"/>
-          <w:u w:val="single"/>
-        </w:rPr>
-        <w:t>Suggested List of National Academy of Sciences Members</w:t>
-      </w:r>
-      <w:r>
-        <w:rPr>
-          <w:rFonts w:ascii="Calibri" w:hAnsi="Calibri" w:cs="Calibri"/>
-          <w:color w:val="000000" w:themeColor="text1"/>
-          <w:sz w:val="22"/>
-          <w:szCs w:val="22"/>
-        </w:rPr>
-        <w:t xml:space="preserve">: </w:t>
-      </w:r>
-    </w:p>
-    <w:p>
-      <w:pPr>
-        <w:pStyle w:val="ListParagraph"/>
-        <w:numPr>
-          <w:ilvl w:val="0"/>
-          <w:numId w:val="18"/>
-        </w:numPr>
-        <w:rPr>
-          <w:rFonts w:ascii="Calibri" w:hAnsi="Calibri" w:cs="Calibri"/>
-          <w:color w:val="000000" w:themeColor="text1"/>
-          <w:sz w:val="22"/>
-          <w:szCs w:val="22"/>
-        </w:rPr>
-      </w:pPr>
-      <w:r>
-        <w:rPr>
-          <w:rFonts w:ascii="Calibri" w:hAnsi="Calibri" w:cs="Calibri"/>
-          <w:color w:val="000000" w:themeColor="text1"/>
-          <w:sz w:val="22"/>
-          <w:szCs w:val="22"/>
-        </w:rPr>
-        <w:t>Raymond Hames</w:t>
-      </w:r>
-    </w:p>
-    <w:p>
-      <w:pPr>
-        <w:pStyle w:val="ListParagraph"/>
-        <w:numPr>
-          <w:ilvl w:val="0"/>
-          <w:numId w:val="18"/>
-        </w:numPr>
-        <w:rPr>
-          <w:rFonts w:ascii="Calibri" w:hAnsi="Calibri" w:cs="Calibri"/>
-          <w:color w:val="000000" w:themeColor="text1"/>
-          <w:sz w:val="22"/>
-          <w:szCs w:val="22"/>
-        </w:rPr>
-      </w:pPr>
-      <w:r>
-        <w:rPr>
-          <w:rFonts w:ascii="Calibri" w:hAnsi="Calibri" w:cs="Calibri"/>
-          <w:color w:val="000000" w:themeColor="text1"/>
-          <w:sz w:val="22"/>
-          <w:szCs w:val="22"/>
-        </w:rPr>
-        <w:t xml:space="preserve">Monique </w:t>
-      </w:r>
-      <w:proofErr w:type="spellStart"/>
-      <w:r>
-        <w:rPr>
-          <w:rFonts w:ascii="Calibri" w:hAnsi="Calibri" w:cs="Calibri"/>
-          <w:color w:val="000000" w:themeColor="text1"/>
-          <w:sz w:val="22"/>
-          <w:szCs w:val="22"/>
-        </w:rPr>
-        <w:t>Borgerhoff</w:t>
-      </w:r>
-      <w:proofErr w:type="spellEnd"/>
-      <w:r>
-        <w:rPr>
-          <w:rFonts w:ascii="Calibri" w:hAnsi="Calibri" w:cs="Calibri"/>
-          <w:color w:val="000000" w:themeColor="text1"/>
-          <w:sz w:val="22"/>
-          <w:szCs w:val="22"/>
-        </w:rPr>
-        <w:t xml:space="preserve"> Mulder</w:t>
-      </w:r>
-    </w:p>
-    <w:p>
-      <w:pPr>
-        <w:pStyle w:val="ListParagraph"/>
-        <w:numPr>
-          <w:ilvl w:val="0"/>
-          <w:numId w:val="18"/>
-        </w:numPr>
-        <w:rPr>
-          <w:rFonts w:ascii="Calibri" w:hAnsi="Calibri" w:cs="Calibri"/>
-          <w:color w:val="000000" w:themeColor="text1"/>
-          <w:sz w:val="22"/>
-          <w:szCs w:val="22"/>
-        </w:rPr>
-      </w:pPr>
-      <w:r>
-        <w:rPr>
-          <w:rFonts w:ascii="Calibri" w:hAnsi="Calibri" w:cs="Calibri"/>
-          <w:color w:val="000000" w:themeColor="text1"/>
-          <w:sz w:val="22"/>
-          <w:szCs w:val="22"/>
-        </w:rPr>
-        <w:t>Christopher Kuzawa</w:t>
-      </w:r>
-    </w:p>
-    <w:p>
-      <w:pPr>
-        <w:rPr>
-          <w:rFonts w:ascii="Calibri" w:hAnsi="Calibri" w:cs="Calibri"/>
-          <w:color w:val="000000" w:themeColor="text1"/>
-          <w:sz w:val="22"/>
-          <w:szCs w:val="22"/>
-          <w:u w:val="single"/>
-        </w:rPr>
-      </w:pPr>
-    </w:p>
-    <w:p>
-      <w:pPr>
-        <w:rPr>
-          <w:rFonts w:ascii="Calibri" w:hAnsi="Calibri" w:cs="Calibri"/>
-          <w:color w:val="000000" w:themeColor="text1"/>
-          <w:sz w:val="22"/>
-          <w:szCs w:val="22"/>
-        </w:rPr>
-      </w:pPr>
-      <w:r>
-        <w:rPr>
-          <w:rFonts w:ascii="Calibri" w:hAnsi="Calibri" w:cs="Calibri"/>
-          <w:color w:val="000000" w:themeColor="text1"/>
-          <w:sz w:val="22"/>
-          <w:szCs w:val="22"/>
-          <w:u w:val="single"/>
-        </w:rPr>
-        <w:t xml:space="preserve">Suggested List of Referees </w:t>
       </w:r>
     </w:p>
     <w:p>
@@ -1514,45 +868,326 @@
         <w:pStyle w:val="NormalWeb"/>
         <w:numPr>
           <w:ilvl w:val="0"/>
-          <w:numId w:val="19"/>
+          <w:numId w:val="25"/>
         </w:numPr>
-        <w:shd w:val="clear" w:color="auto" w:fill="FFFFFF"/>
         <w:spacing w:before="0" w:beforeAutospacing="0" w:after="0" w:afterAutospacing="0"/>
-        <w:rPr>
-          <w:rFonts w:ascii="Calibri" w:hAnsi="Calibri" w:cs="Calibri"/>
-          <w:color w:val="000000" w:themeColor="text1"/>
-          <w:sz w:val="22"/>
-          <w:szCs w:val="22"/>
-        </w:rPr>
-      </w:pPr>
-      <w:r>
-        <w:rPr>
-          <w:rFonts w:ascii="Calibri" w:hAnsi="Calibri" w:cs="Calibri"/>
-          <w:color w:val="000000" w:themeColor="text1"/>
-          <w:sz w:val="22"/>
-          <w:szCs w:val="22"/>
-        </w:rPr>
-        <w:t xml:space="preserve">Samuel Pavard, </w:t>
-      </w:r>
-      <w:r>
-        <w:rPr>
-          <w:rFonts w:ascii="Calibri" w:hAnsi="Calibri" w:cs="Calibri"/>
-          <w:color w:val="000000" w:themeColor="text1"/>
-          <w:sz w:val="22"/>
-          <w:szCs w:val="22"/>
-        </w:rPr>
-        <w:t xml:space="preserve">Professor of Human Biodemography, National Museum of Natural History, </w:t>
+        <w:jc w:val="both"/>
+        <w:rPr>
+          <w:rFonts w:ascii="Calibri" w:hAnsi="Calibri" w:cs="Calibri"/>
+          <w:sz w:val="22"/>
+          <w:szCs w:val="22"/>
+        </w:rPr>
+      </w:pPr>
+      <w:r>
+        <w:rPr>
+          <w:rFonts w:ascii="Calibri" w:hAnsi="Calibri" w:cs="Calibri"/>
+          <w:color w:val="000000"/>
+          <w:sz w:val="22"/>
+          <w:szCs w:val="22"/>
+          <w:shd w:val="clear" w:color="auto" w:fill="FFFFFF"/>
+        </w:rPr>
+        <w:t>Bruce R.</w:t>
+      </w:r>
+      <w:r>
+        <w:rPr>
+          <w:rFonts w:ascii="Calibri" w:hAnsi="Calibri" w:cs="Calibri"/>
+          <w:color w:val="000000"/>
+          <w:sz w:val="22"/>
+          <w:szCs w:val="22"/>
+        </w:rPr>
+        <w:t xml:space="preserve"> Levin</w:t>
+      </w:r>
+    </w:p>
+    <w:p>
+      <w:pPr>
+        <w:pStyle w:val="NormalWeb"/>
+        <w:numPr>
+          <w:ilvl w:val="0"/>
+          <w:numId w:val="25"/>
+        </w:numPr>
+        <w:spacing w:before="0" w:beforeAutospacing="0" w:after="0" w:afterAutospacing="0"/>
+        <w:jc w:val="both"/>
+        <w:rPr>
+          <w:rFonts w:ascii="Calibri" w:hAnsi="Calibri" w:cs="Calibri"/>
+          <w:sz w:val="22"/>
+          <w:szCs w:val="22"/>
+        </w:rPr>
+      </w:pPr>
+      <w:r>
+        <w:rPr>
+          <w:rFonts w:ascii="Calibri" w:hAnsi="Calibri" w:cs="Calibri"/>
+          <w:color w:val="000000"/>
+          <w:sz w:val="22"/>
+          <w:szCs w:val="22"/>
+          <w:shd w:val="clear" w:color="auto" w:fill="FFFFFF"/>
+        </w:rPr>
+        <w:t>Katherine A.</w:t>
+      </w:r>
+      <w:r>
+        <w:rPr>
+          <w:rFonts w:ascii="Calibri" w:hAnsi="Calibri" w:cs="Calibri"/>
+          <w:color w:val="000000"/>
+          <w:sz w:val="22"/>
+          <w:szCs w:val="22"/>
+        </w:rPr>
+        <w:t xml:space="preserve"> Fitzgerald</w:t>
+      </w:r>
+    </w:p>
+    <w:p>
+      <w:pPr>
+        <w:pStyle w:val="NormalWeb"/>
+        <w:numPr>
+          <w:ilvl w:val="0"/>
+          <w:numId w:val="25"/>
+        </w:numPr>
+        <w:spacing w:before="0" w:beforeAutospacing="0" w:after="0" w:afterAutospacing="0"/>
+        <w:jc w:val="both"/>
+        <w:rPr>
+          <w:rFonts w:ascii="Calibri" w:hAnsi="Calibri" w:cs="Calibri"/>
+          <w:sz w:val="22"/>
+          <w:szCs w:val="22"/>
+        </w:rPr>
+      </w:pPr>
+      <w:r>
+        <w:rPr>
+          <w:rFonts w:ascii="Calibri" w:hAnsi="Calibri" w:cs="Calibri"/>
+          <w:color w:val="000000"/>
+          <w:sz w:val="22"/>
+          <w:szCs w:val="22"/>
+          <w:shd w:val="clear" w:color="auto" w:fill="FFFFFF"/>
+        </w:rPr>
+        <w:t>Robert L.</w:t>
+      </w:r>
+      <w:r>
+        <w:rPr>
+          <w:rFonts w:ascii="Calibri" w:hAnsi="Calibri" w:cs="Calibri"/>
+          <w:color w:val="000000"/>
+          <w:sz w:val="22"/>
+          <w:szCs w:val="22"/>
+        </w:rPr>
+        <w:t xml:space="preserve"> Coffman</w:t>
+      </w:r>
+    </w:p>
+    <w:p>
+      <w:pPr>
+        <w:pStyle w:val="NormalWeb"/>
+        <w:spacing w:before="0" w:beforeAutospacing="0" w:after="0" w:afterAutospacing="0"/>
+        <w:jc w:val="both"/>
+        <w:rPr>
+          <w:rFonts w:ascii="Calibri" w:hAnsi="Calibri" w:cs="Calibri"/>
+          <w:sz w:val="22"/>
+          <w:szCs w:val="22"/>
+        </w:rPr>
+      </w:pPr>
+      <w:r>
+        <w:rPr>
+          <w:rFonts w:ascii="Calibri" w:hAnsi="Calibri" w:cs="Calibri"/>
+          <w:color w:val="000000"/>
+          <w:sz w:val="22"/>
+          <w:szCs w:val="22"/>
+        </w:rPr>
+        <w:t> </w:t>
+      </w:r>
+    </w:p>
+    <w:p>
+      <w:pPr>
+        <w:pStyle w:val="NormalWeb"/>
+        <w:spacing w:before="0" w:beforeAutospacing="0" w:after="0" w:afterAutospacing="0"/>
+        <w:jc w:val="both"/>
+        <w:rPr>
+          <w:rFonts w:ascii="Calibri" w:hAnsi="Calibri" w:cs="Calibri"/>
+          <w:sz w:val="22"/>
+          <w:szCs w:val="22"/>
+        </w:rPr>
+      </w:pPr>
+      <w:r>
+        <w:rPr>
+          <w:rFonts w:ascii="Calibri" w:hAnsi="Calibri" w:cs="Calibri"/>
+          <w:color w:val="000000"/>
+          <w:sz w:val="22"/>
+          <w:szCs w:val="22"/>
+          <w:u w:val="single"/>
+        </w:rPr>
+        <w:t>Suggested List of National Academy of Sciences Members:</w:t>
+      </w:r>
+    </w:p>
+    <w:p>
+      <w:pPr>
+        <w:pStyle w:val="NormalWeb"/>
+        <w:numPr>
+          <w:ilvl w:val="0"/>
+          <w:numId w:val="24"/>
+        </w:numPr>
+        <w:spacing w:before="0" w:beforeAutospacing="0" w:after="0" w:afterAutospacing="0"/>
+        <w:jc w:val="both"/>
+        <w:rPr>
+          <w:rFonts w:ascii="Calibri" w:hAnsi="Calibri" w:cs="Calibri"/>
+          <w:sz w:val="22"/>
+          <w:szCs w:val="22"/>
+        </w:rPr>
+      </w:pPr>
+      <w:r>
+        <w:rPr>
+          <w:rFonts w:ascii="Calibri" w:hAnsi="Calibri" w:cs="Calibri"/>
+          <w:color w:val="000000"/>
+          <w:sz w:val="22"/>
+          <w:szCs w:val="22"/>
+        </w:rPr>
+        <w:t>Judy Lieberman</w:t>
+      </w:r>
+    </w:p>
+    <w:p>
+      <w:pPr>
+        <w:pStyle w:val="NormalWeb"/>
+        <w:numPr>
+          <w:ilvl w:val="0"/>
+          <w:numId w:val="24"/>
+        </w:numPr>
+        <w:spacing w:before="0" w:beforeAutospacing="0" w:after="0" w:afterAutospacing="0"/>
+        <w:jc w:val="both"/>
+        <w:rPr>
+          <w:rFonts w:ascii="Calibri" w:hAnsi="Calibri" w:cs="Calibri"/>
+          <w:sz w:val="22"/>
+          <w:szCs w:val="22"/>
+        </w:rPr>
+      </w:pPr>
+      <w:r>
+        <w:rPr>
+          <w:rFonts w:ascii="Calibri" w:hAnsi="Calibri" w:cs="Calibri"/>
+          <w:color w:val="000000"/>
+          <w:sz w:val="22"/>
+          <w:szCs w:val="22"/>
+        </w:rPr>
+        <w:t>Thomas McDade</w:t>
+      </w:r>
+    </w:p>
+    <w:p>
+      <w:pPr>
+        <w:pStyle w:val="NormalWeb"/>
+        <w:numPr>
+          <w:ilvl w:val="0"/>
+          <w:numId w:val="24"/>
+        </w:numPr>
+        <w:spacing w:before="0" w:beforeAutospacing="0" w:after="0" w:afterAutospacing="0"/>
+        <w:jc w:val="both"/>
+        <w:rPr>
+          <w:rFonts w:ascii="Calibri" w:hAnsi="Calibri" w:cs="Calibri"/>
+          <w:sz w:val="22"/>
+          <w:szCs w:val="22"/>
+        </w:rPr>
+      </w:pPr>
+      <w:r>
+        <w:rPr>
+          <w:rFonts w:ascii="Calibri" w:hAnsi="Calibri" w:cs="Calibri"/>
+          <w:color w:val="000000"/>
+          <w:sz w:val="22"/>
+          <w:szCs w:val="22"/>
+        </w:rPr>
+        <w:t>Christopher Kuzawa</w:t>
+      </w:r>
+    </w:p>
+    <w:p>
+      <w:pPr>
+        <w:pStyle w:val="NormalWeb"/>
+        <w:spacing w:before="0" w:beforeAutospacing="0" w:after="0" w:afterAutospacing="0"/>
+        <w:jc w:val="both"/>
+        <w:rPr>
+          <w:rFonts w:ascii="Calibri" w:hAnsi="Calibri" w:cs="Calibri"/>
+          <w:sz w:val="22"/>
+          <w:szCs w:val="22"/>
+        </w:rPr>
+      </w:pPr>
+      <w:r>
+        <w:rPr>
+          <w:rFonts w:ascii="Calibri" w:hAnsi="Calibri" w:cs="Calibri"/>
+          <w:color w:val="000000"/>
+          <w:sz w:val="22"/>
+          <w:szCs w:val="22"/>
+        </w:rPr>
+        <w:t> </w:t>
+      </w:r>
+    </w:p>
+    <w:p>
+      <w:pPr>
+        <w:pStyle w:val="NormalWeb"/>
+        <w:spacing w:before="0" w:beforeAutospacing="0" w:after="0" w:afterAutospacing="0"/>
+        <w:jc w:val="both"/>
+        <w:rPr>
+          <w:rFonts w:ascii="Calibri" w:hAnsi="Calibri" w:cs="Calibri"/>
+          <w:sz w:val="22"/>
+          <w:szCs w:val="22"/>
+        </w:rPr>
+      </w:pPr>
+      <w:r>
+        <w:rPr>
+          <w:rFonts w:ascii="Calibri" w:hAnsi="Calibri" w:cs="Calibri"/>
+          <w:color w:val="000000"/>
+          <w:sz w:val="22"/>
+          <w:szCs w:val="22"/>
+          <w:u w:val="single"/>
+        </w:rPr>
+        <w:t>Suggested List of Referees</w:t>
+      </w:r>
+    </w:p>
+    <w:p>
+      <w:pPr>
+        <w:pStyle w:val="NormalWeb"/>
+        <w:numPr>
+          <w:ilvl w:val="0"/>
+          <w:numId w:val="23"/>
+        </w:numPr>
+        <w:spacing w:before="0" w:beforeAutospacing="0" w:after="0" w:afterAutospacing="0"/>
+        <w:jc w:val="both"/>
+        <w:rPr>
+          <w:rFonts w:ascii="Calibri" w:hAnsi="Calibri" w:cs="Calibri"/>
+          <w:sz w:val="22"/>
+          <w:szCs w:val="22"/>
+        </w:rPr>
+      </w:pPr>
+      <w:r>
+        <w:rPr>
+          <w:rFonts w:ascii="Calibri" w:hAnsi="Calibri" w:cs="Calibri"/>
+          <w:color w:val="000000"/>
+          <w:sz w:val="22"/>
+          <w:szCs w:val="22"/>
+        </w:rPr>
+        <w:t>Elizabeth Miller, University of South Florida, emm3@usf.edu </w:t>
+      </w:r>
+    </w:p>
+    <w:p>
+      <w:pPr>
+        <w:pStyle w:val="NormalWeb"/>
+        <w:numPr>
+          <w:ilvl w:val="0"/>
+          <w:numId w:val="23"/>
+        </w:numPr>
+        <w:spacing w:before="0" w:beforeAutospacing="0" w:after="0" w:afterAutospacing="0"/>
+        <w:jc w:val="both"/>
+        <w:rPr>
+          <w:rFonts w:ascii="Calibri" w:hAnsi="Calibri" w:cs="Calibri"/>
+          <w:sz w:val="22"/>
+          <w:szCs w:val="22"/>
+        </w:rPr>
+      </w:pPr>
+      <w:r>
+        <w:rPr>
+          <w:rFonts w:ascii="Calibri" w:hAnsi="Calibri" w:cs="Calibri"/>
+          <w:color w:val="000000"/>
+          <w:sz w:val="22"/>
+          <w:szCs w:val="22"/>
+        </w:rPr>
+        <w:t xml:space="preserve">J. Lee Nelson, Fred Hutchinson Cancer Research Center, </w:t>
       </w:r>
       <w:hyperlink r:id="rId7" w:history="1">
         <w:r>
           <w:rPr>
             <w:rStyle w:val="Hyperlink"/>
             <w:rFonts w:ascii="Calibri" w:hAnsi="Calibri" w:cs="Calibri"/>
-            <w:color w:val="000000" w:themeColor="text1"/>
+            <w:color w:val="000000"/>
             <w:sz w:val="22"/>
             <w:szCs w:val="22"/>
           </w:rPr>
-          <w:t>samuel.pavard@mnhn.fr</w:t>
+          <w:t>nelsonlab@fredhutch.org</w:t>
         </w:r>
       </w:hyperlink>
     </w:p>
@@ -1561,209 +1196,97 @@
         <w:pStyle w:val="NormalWeb"/>
         <w:numPr>
           <w:ilvl w:val="0"/>
-          <w:numId w:val="19"/>
+          <w:numId w:val="23"/>
         </w:numPr>
-        <w:shd w:val="clear" w:color="auto" w:fill="FFFFFF"/>
         <w:spacing w:before="0" w:beforeAutospacing="0" w:after="0" w:afterAutospacing="0"/>
-        <w:rPr>
-          <w:rFonts w:ascii="Calibri" w:hAnsi="Calibri" w:cs="Calibri"/>
-          <w:color w:val="000000" w:themeColor="text1"/>
-          <w:sz w:val="22"/>
-          <w:szCs w:val="22"/>
-        </w:rPr>
-      </w:pPr>
-      <w:r>
-        <w:rPr>
-          <w:rFonts w:ascii="Calibri" w:hAnsi="Calibri" w:cs="Calibri"/>
-          <w:color w:val="000000" w:themeColor="text1"/>
-          <w:sz w:val="22"/>
-          <w:szCs w:val="22"/>
-        </w:rPr>
-        <w:t xml:space="preserve">James Holland Jones, </w:t>
-      </w:r>
-      <w:r>
-        <w:rPr>
-          <w:rFonts w:ascii="Calibri" w:hAnsi="Calibri" w:cs="Calibri"/>
-          <w:color w:val="000000" w:themeColor="text1"/>
-          <w:sz w:val="22"/>
-          <w:szCs w:val="22"/>
-        </w:rPr>
-        <w:t xml:space="preserve">Associate Professor, Senior Fellow, Woods Institute for the Environment, Stanford University; </w:t>
-      </w:r>
-      <w:hyperlink r:id="rId8" w:history="1">
-        <w:r>
-          <w:rPr>
-            <w:rStyle w:val="Hyperlink"/>
-            <w:rFonts w:ascii="Calibri" w:hAnsi="Calibri" w:cs="Calibri"/>
-            <w:color w:val="000000" w:themeColor="text1"/>
-            <w:sz w:val="22"/>
-            <w:szCs w:val="22"/>
-          </w:rPr>
-          <w:t>jhj1@stanford.edu</w:t>
-        </w:r>
-      </w:hyperlink>
+        <w:jc w:val="both"/>
+        <w:rPr>
+          <w:rFonts w:ascii="Calibri" w:hAnsi="Calibri" w:cs="Calibri"/>
+          <w:sz w:val="22"/>
+          <w:szCs w:val="22"/>
+        </w:rPr>
+      </w:pPr>
+      <w:r>
+        <w:rPr>
+          <w:rFonts w:ascii="Calibri" w:hAnsi="Calibri" w:cs="Calibri"/>
+          <w:color w:val="000000"/>
+          <w:sz w:val="22"/>
+          <w:szCs w:val="22"/>
+        </w:rPr>
+        <w:t xml:space="preserve">Andrea Graham, Princeton University, </w:t>
+      </w:r>
+      <w:r>
+        <w:rPr>
+          <w:rFonts w:ascii="Calibri" w:hAnsi="Calibri" w:cs="Calibri"/>
+          <w:color w:val="000000"/>
+          <w:sz w:val="22"/>
+          <w:szCs w:val="22"/>
+          <w:shd w:val="clear" w:color="auto" w:fill="FFFFFF"/>
+        </w:rPr>
+        <w:t>algraham@princeton.edu</w:t>
+      </w:r>
     </w:p>
     <w:p>
       <w:pPr>
-        <w:pStyle w:val="ListParagraph"/>
-        <w:numPr>
-          <w:ilvl w:val="0"/>
-          <w:numId w:val="19"/>
-        </w:numPr>
-        <w:jc w:val="left"/>
-        <w:rPr>
-          <w:rFonts w:ascii="Calibri" w:hAnsi="Calibri" w:cs="Calibri"/>
-          <w:color w:val="000000" w:themeColor="text1"/>
-          <w:sz w:val="22"/>
-          <w:szCs w:val="22"/>
-          <w:shd w:val="clear" w:color="auto" w:fill="FFFFFF"/>
-          <w:lang w:val="es-BO"/>
-        </w:rPr>
-      </w:pPr>
-      <w:r>
-        <w:rPr>
-          <w:rFonts w:ascii="Calibri" w:hAnsi="Calibri" w:cs="Calibri"/>
-          <w:color w:val="000000" w:themeColor="text1"/>
-          <w:sz w:val="22"/>
-          <w:szCs w:val="22"/>
-          <w:shd w:val="clear" w:color="auto" w:fill="FFFFFF"/>
-          <w:lang w:val="es-BO"/>
-        </w:rPr>
-        <w:t xml:space="preserve">Karen Kramer, </w:t>
-      </w:r>
-      <w:proofErr w:type="spellStart"/>
-      <w:r>
-        <w:rPr>
-          <w:rFonts w:ascii="Calibri" w:hAnsi="Calibri" w:cs="Calibri"/>
-          <w:color w:val="000000" w:themeColor="text1"/>
-          <w:sz w:val="22"/>
-          <w:szCs w:val="22"/>
-          <w:shd w:val="clear" w:color="auto" w:fill="FFFFFF"/>
-          <w:lang w:val="es-BO"/>
-        </w:rPr>
-        <w:t>Professor</w:t>
-      </w:r>
-      <w:proofErr w:type="spellEnd"/>
-      <w:r>
-        <w:rPr>
-          <w:rFonts w:ascii="Calibri" w:hAnsi="Calibri" w:cs="Calibri"/>
-          <w:color w:val="000000" w:themeColor="text1"/>
-          <w:sz w:val="22"/>
-          <w:szCs w:val="22"/>
-          <w:shd w:val="clear" w:color="auto" w:fill="FFFFFF"/>
-          <w:lang w:val="es-BO"/>
-        </w:rPr>
-        <w:t xml:space="preserve">, </w:t>
-      </w:r>
-      <w:proofErr w:type="spellStart"/>
-      <w:r>
-        <w:rPr>
-          <w:rFonts w:ascii="Calibri" w:hAnsi="Calibri" w:cs="Calibri"/>
-          <w:color w:val="000000" w:themeColor="text1"/>
-          <w:sz w:val="22"/>
-          <w:szCs w:val="22"/>
-          <w:shd w:val="clear" w:color="auto" w:fill="FFFFFF"/>
-          <w:lang w:val="es-BO"/>
-        </w:rPr>
-        <w:t>Anthropology</w:t>
-      </w:r>
-      <w:proofErr w:type="spellEnd"/>
-      <w:r>
-        <w:rPr>
-          <w:rFonts w:ascii="Calibri" w:hAnsi="Calibri" w:cs="Calibri"/>
-          <w:color w:val="000000" w:themeColor="text1"/>
-          <w:sz w:val="22"/>
-          <w:szCs w:val="22"/>
-          <w:shd w:val="clear" w:color="auto" w:fill="FFFFFF"/>
-          <w:lang w:val="es-BO"/>
-        </w:rPr>
-        <w:t xml:space="preserve">, </w:t>
-      </w:r>
-      <w:proofErr w:type="spellStart"/>
-      <w:r>
-        <w:rPr>
-          <w:rFonts w:ascii="Calibri" w:hAnsi="Calibri" w:cs="Calibri"/>
-          <w:color w:val="000000" w:themeColor="text1"/>
-          <w:sz w:val="22"/>
-          <w:szCs w:val="22"/>
-          <w:shd w:val="clear" w:color="auto" w:fill="FFFFFF"/>
-          <w:lang w:val="es-BO"/>
-        </w:rPr>
-        <w:t>University</w:t>
-      </w:r>
-      <w:proofErr w:type="spellEnd"/>
-      <w:r>
-        <w:rPr>
-          <w:rFonts w:ascii="Calibri" w:hAnsi="Calibri" w:cs="Calibri"/>
-          <w:color w:val="000000" w:themeColor="text1"/>
-          <w:sz w:val="22"/>
-          <w:szCs w:val="22"/>
-          <w:shd w:val="clear" w:color="auto" w:fill="FFFFFF"/>
-          <w:lang w:val="es-BO"/>
-        </w:rPr>
-        <w:t xml:space="preserve"> of Utah; </w:t>
-      </w:r>
-      <w:hyperlink r:id="rId9" w:history="1">
-        <w:r>
-          <w:rPr>
-            <w:rStyle w:val="Hyperlink"/>
-            <w:rFonts w:ascii="Calibri" w:hAnsi="Calibri" w:cs="Calibri"/>
-            <w:color w:val="000000" w:themeColor="text1"/>
-            <w:sz w:val="22"/>
-            <w:szCs w:val="22"/>
-            <w:shd w:val="clear" w:color="auto" w:fill="FFFFFF"/>
-          </w:rPr>
-          <w:t>karen.kramer@anthro.utah.edu</w:t>
-        </w:r>
-      </w:hyperlink>
+        <w:pStyle w:val="NormalWeb"/>
+        <w:spacing w:before="0" w:beforeAutospacing="0" w:after="0" w:afterAutospacing="0"/>
+        <w:jc w:val="both"/>
+        <w:rPr>
+          <w:rFonts w:ascii="Calibri" w:hAnsi="Calibri" w:cs="Calibri"/>
+          <w:sz w:val="22"/>
+          <w:szCs w:val="22"/>
+        </w:rPr>
+      </w:pPr>
+      <w:r>
+        <w:rPr>
+          <w:rFonts w:ascii="Calibri" w:hAnsi="Calibri" w:cs="Calibri"/>
+          <w:color w:val="000000"/>
+          <w:sz w:val="22"/>
+          <w:szCs w:val="22"/>
+        </w:rPr>
+        <w:t> </w:t>
+      </w:r>
     </w:p>
     <w:p>
       <w:pPr>
-        <w:jc w:val="left"/>
-        <w:rPr>
-          <w:rFonts w:ascii="Calibri" w:hAnsi="Calibri" w:cs="Calibri"/>
-          <w:color w:val="000000" w:themeColor="text1"/>
-          <w:sz w:val="22"/>
-          <w:szCs w:val="22"/>
-          <w:lang w:val="es-BO"/>
-        </w:rPr>
-      </w:pPr>
+        <w:pStyle w:val="NormalWeb"/>
+        <w:spacing w:before="0" w:beforeAutospacing="0" w:after="0" w:afterAutospacing="0"/>
+        <w:jc w:val="both"/>
+        <w:rPr>
+          <w:rFonts w:ascii="Calibri" w:hAnsi="Calibri" w:cs="Calibri"/>
+          <w:sz w:val="22"/>
+          <w:szCs w:val="22"/>
+        </w:rPr>
+      </w:pPr>
+      <w:r>
+        <w:rPr>
+          <w:rFonts w:ascii="Calibri" w:hAnsi="Calibri" w:cs="Calibri"/>
+          <w:color w:val="000000"/>
+          <w:sz w:val="22"/>
+          <w:szCs w:val="22"/>
+        </w:rPr>
+        <w:t>Thank you for your time and consideration!</w:t>
+      </w:r>
     </w:p>
     <w:p>
       <w:pPr>
-        <w:rPr>
-          <w:rFonts w:ascii="Calibri" w:hAnsi="Calibri" w:cs="Calibri"/>
-          <w:color w:val="000000" w:themeColor="text1"/>
-          <w:sz w:val="22"/>
-          <w:szCs w:val="22"/>
-        </w:rPr>
-      </w:pPr>
-      <w:r>
-        <w:rPr>
-          <w:rFonts w:ascii="Calibri" w:hAnsi="Calibri" w:cs="Calibri"/>
-          <w:color w:val="000000" w:themeColor="text1"/>
-          <w:sz w:val="22"/>
-          <w:szCs w:val="22"/>
-        </w:rPr>
-        <w:t xml:space="preserve">Thank you for your </w:t>
-      </w:r>
-      <w:r>
-        <w:rPr>
-          <w:rFonts w:ascii="Calibri" w:hAnsi="Calibri" w:cs="Calibri"/>
-          <w:color w:val="000000" w:themeColor="text1"/>
-          <w:sz w:val="22"/>
-          <w:szCs w:val="22"/>
-        </w:rPr>
-        <w:t xml:space="preserve">time and </w:t>
-      </w:r>
-      <w:r>
-        <w:rPr>
-          <w:rFonts w:ascii="Calibri" w:hAnsi="Calibri" w:cs="Calibri"/>
-          <w:color w:val="000000" w:themeColor="text1"/>
-          <w:sz w:val="22"/>
-          <w:szCs w:val="22"/>
-        </w:rPr>
-        <w:t>consideration!</w:t>
+        <w:pStyle w:val="NormalWeb"/>
+        <w:spacing w:before="0" w:beforeAutospacing="0" w:after="0" w:afterAutospacing="0"/>
+        <w:jc w:val="both"/>
+        <w:rPr>
+          <w:rFonts w:ascii="Calibri" w:hAnsi="Calibri" w:cs="Calibri"/>
+          <w:sz w:val="22"/>
+          <w:szCs w:val="22"/>
+        </w:rPr>
+      </w:pPr>
+      <w:r>
+        <w:rPr>
+          <w:rFonts w:ascii="Calibri" w:hAnsi="Calibri" w:cs="Calibri"/>
+          <w:color w:val="000000"/>
+          <w:sz w:val="22"/>
+          <w:szCs w:val="22"/>
+        </w:rPr>
+        <w:t> </w:t>
       </w:r>
     </w:p>
     <w:p>
@@ -1775,6 +1298,15 @@
           <w:szCs w:val="22"/>
         </w:rPr>
       </w:pPr>
+      <w:r>
+        <w:rPr>
+          <w:rFonts w:ascii="Calibri" w:hAnsi="Calibri" w:cs="Calibri"/>
+          <w:color w:val="000000" w:themeColor="text1"/>
+          <w:sz w:val="22"/>
+          <w:szCs w:val="22"/>
+        </w:rPr>
+        <w:t>Sincerely,</w:t>
+      </w:r>
     </w:p>
     <w:p>
       <w:pPr>
@@ -1785,15 +1317,6 @@
           <w:szCs w:val="22"/>
         </w:rPr>
       </w:pPr>
-      <w:r>
-        <w:rPr>
-          <w:rFonts w:ascii="Calibri" w:hAnsi="Calibri" w:cs="Calibri"/>
-          <w:color w:val="000000" w:themeColor="text1"/>
-          <w:sz w:val="22"/>
-          <w:szCs w:val="22"/>
-        </w:rPr>
-        <w:t>Sincerely,</w:t>
-      </w:r>
     </w:p>
     <w:p>
       <w:pPr>
@@ -1804,6 +1327,24 @@
           <w:szCs w:val="22"/>
         </w:rPr>
       </w:pPr>
+      <w:r>
+        <w:rPr>
+          <w:rFonts w:ascii="Calibri" w:hAnsi="Calibri" w:cs="Calibri"/>
+          <w:color w:val="000000" w:themeColor="text1"/>
+          <w:sz w:val="22"/>
+          <w:szCs w:val="22"/>
+        </w:rPr>
+        <w:t>Carmen Hove</w:t>
+      </w:r>
+      <w:r>
+        <w:rPr>
+          <w:rFonts w:ascii="Calibri" w:hAnsi="Calibri" w:cs="Calibri"/>
+          <w:color w:val="000000" w:themeColor="text1"/>
+          <w:sz w:val="22"/>
+          <w:szCs w:val="22"/>
+        </w:rPr>
+        <w:t>, PhD</w:t>
+      </w:r>
     </w:p>
     <w:p>
       <w:pPr>
@@ -1821,16 +1362,7 @@
           <w:sz w:val="22"/>
           <w:szCs w:val="22"/>
         </w:rPr>
-        <w:t>Carmen Hove</w:t>
-      </w:r>
-      <w:r>
-        <w:rPr>
-          <w:rFonts w:ascii="Calibri" w:hAnsi="Calibri" w:cs="Calibri"/>
-          <w:color w:val="000000" w:themeColor="text1"/>
-          <w:sz w:val="22"/>
-          <w:szCs w:val="22"/>
-        </w:rPr>
-        <w:t>, PhD</w:t>
+        <w:t>Integrative Anthropological Sciences Unit</w:t>
       </w:r>
     </w:p>
     <w:p>
@@ -1849,7 +1381,16 @@
           <w:sz w:val="22"/>
           <w:szCs w:val="22"/>
         </w:rPr>
-        <w:t>Integrative Anthropological Sciences Unit</w:t>
+        <w:t>Reda Analytics</w:t>
+      </w:r>
+      <w:r>
+        <w:rPr>
+          <w:rFonts w:ascii="Calibri" w:hAnsi="Calibri" w:cs="Calibri"/>
+          <w:color w:val="000000" w:themeColor="text1"/>
+          <w:sz w:val="22"/>
+          <w:szCs w:val="22"/>
+        </w:rPr>
+        <w:t>, LLC</w:t>
       </w:r>
     </w:p>
     <w:p>
@@ -1859,33 +1400,14 @@
           <w:color w:val="000000" w:themeColor="text1"/>
           <w:sz w:val="22"/>
           <w:szCs w:val="22"/>
-        </w:rPr>
-      </w:pPr>
-      <w:r>
-        <w:rPr>
-          <w:rFonts w:ascii="Calibri" w:hAnsi="Calibri" w:cs="Calibri"/>
-          <w:color w:val="000000" w:themeColor="text1"/>
-          <w:sz w:val="22"/>
-          <w:szCs w:val="22"/>
-        </w:rPr>
-        <w:t>Reda Analytics</w:t>
-      </w:r>
-    </w:p>
-    <w:p>
-      <w:pPr>
-        <w:rPr>
-          <w:rFonts w:ascii="Calibri" w:hAnsi="Calibri" w:cs="Calibri"/>
-          <w:color w:val="000000" w:themeColor="text1"/>
-          <w:sz w:val="22"/>
-          <w:szCs w:val="22"/>
           <w:lang w:val="pt-BR"/>
         </w:rPr>
       </w:pPr>
     </w:p>
     <w:sectPr>
-      <w:headerReference w:type="default" r:id="rId10"/>
-      <w:footerReference w:type="default" r:id="rId11"/>
-      <w:headerReference w:type="first" r:id="rId12"/>
+      <w:headerReference w:type="default" r:id="rId8"/>
+      <w:footerReference w:type="default" r:id="rId9"/>
+      <w:headerReference w:type="first" r:id="rId10"/>
       <w:type w:val="continuous"/>
       <w:pgSz w:w="12240" w:h="15840" w:code="1"/>
       <w:pgMar w:top="1152" w:right="1800" w:bottom="1152" w:left="1800" w:header="965" w:footer="965" w:gutter="0"/>
@@ -3031,6 +2553,178 @@
     </w:lvl>
   </w:abstractNum>
   <w:abstractNum w:abstractNumId="8" w15:restartNumberingAfterBreak="0">
+    <w:nsid w:val="17942D01"/>
+    <w:multiLevelType w:val="hybridMultilevel"/>
+    <w:tmpl w:val="8342DBD8"/>
+    <w:lvl w:ilvl="0" w:tplc="0409000F">
+      <w:start w:val="1"/>
+      <w:numFmt w:val="decimal"/>
+      <w:lvlText w:val="%1."/>
+      <w:lvlJc w:val="left"/>
+      <w:pPr>
+        <w:ind w:left="720" w:hanging="360"/>
+      </w:pPr>
+    </w:lvl>
+    <w:lvl w:ilvl="1" w:tplc="04090019" w:tentative="1">
+      <w:start w:val="1"/>
+      <w:numFmt w:val="lowerLetter"/>
+      <w:lvlText w:val="%2."/>
+      <w:lvlJc w:val="left"/>
+      <w:pPr>
+        <w:ind w:left="1440" w:hanging="360"/>
+      </w:pPr>
+    </w:lvl>
+    <w:lvl w:ilvl="2" w:tplc="0409001B" w:tentative="1">
+      <w:start w:val="1"/>
+      <w:numFmt w:val="lowerRoman"/>
+      <w:lvlText w:val="%3."/>
+      <w:lvlJc w:val="right"/>
+      <w:pPr>
+        <w:ind w:left="2160" w:hanging="180"/>
+      </w:pPr>
+    </w:lvl>
+    <w:lvl w:ilvl="3" w:tplc="0409000F" w:tentative="1">
+      <w:start w:val="1"/>
+      <w:numFmt w:val="decimal"/>
+      <w:lvlText w:val="%4."/>
+      <w:lvlJc w:val="left"/>
+      <w:pPr>
+        <w:ind w:left="2880" w:hanging="360"/>
+      </w:pPr>
+    </w:lvl>
+    <w:lvl w:ilvl="4" w:tplc="04090019" w:tentative="1">
+      <w:start w:val="1"/>
+      <w:numFmt w:val="lowerLetter"/>
+      <w:lvlText w:val="%5."/>
+      <w:lvlJc w:val="left"/>
+      <w:pPr>
+        <w:ind w:left="3600" w:hanging="360"/>
+      </w:pPr>
+    </w:lvl>
+    <w:lvl w:ilvl="5" w:tplc="0409001B" w:tentative="1">
+      <w:start w:val="1"/>
+      <w:numFmt w:val="lowerRoman"/>
+      <w:lvlText w:val="%6."/>
+      <w:lvlJc w:val="right"/>
+      <w:pPr>
+        <w:ind w:left="4320" w:hanging="180"/>
+      </w:pPr>
+    </w:lvl>
+    <w:lvl w:ilvl="6" w:tplc="0409000F" w:tentative="1">
+      <w:start w:val="1"/>
+      <w:numFmt w:val="decimal"/>
+      <w:lvlText w:val="%7."/>
+      <w:lvlJc w:val="left"/>
+      <w:pPr>
+        <w:ind w:left="5040" w:hanging="360"/>
+      </w:pPr>
+    </w:lvl>
+    <w:lvl w:ilvl="7" w:tplc="04090019" w:tentative="1">
+      <w:start w:val="1"/>
+      <w:numFmt w:val="lowerLetter"/>
+      <w:lvlText w:val="%8."/>
+      <w:lvlJc w:val="left"/>
+      <w:pPr>
+        <w:ind w:left="5760" w:hanging="360"/>
+      </w:pPr>
+    </w:lvl>
+    <w:lvl w:ilvl="8" w:tplc="0409001B" w:tentative="1">
+      <w:start w:val="1"/>
+      <w:numFmt w:val="lowerRoman"/>
+      <w:lvlText w:val="%9."/>
+      <w:lvlJc w:val="right"/>
+      <w:pPr>
+        <w:ind w:left="6480" w:hanging="180"/>
+      </w:pPr>
+    </w:lvl>
+  </w:abstractNum>
+  <w:abstractNum w:abstractNumId="9" w15:restartNumberingAfterBreak="0">
+    <w:nsid w:val="245D48E3"/>
+    <w:multiLevelType w:val="hybridMultilevel"/>
+    <w:tmpl w:val="CD7E0D02"/>
+    <w:lvl w:ilvl="0" w:tplc="0409000F">
+      <w:start w:val="1"/>
+      <w:numFmt w:val="decimal"/>
+      <w:lvlText w:val="%1."/>
+      <w:lvlJc w:val="left"/>
+      <w:pPr>
+        <w:ind w:left="720" w:hanging="360"/>
+      </w:pPr>
+    </w:lvl>
+    <w:lvl w:ilvl="1" w:tplc="04090019" w:tentative="1">
+      <w:start w:val="1"/>
+      <w:numFmt w:val="lowerLetter"/>
+      <w:lvlText w:val="%2."/>
+      <w:lvlJc w:val="left"/>
+      <w:pPr>
+        <w:ind w:left="1440" w:hanging="360"/>
+      </w:pPr>
+    </w:lvl>
+    <w:lvl w:ilvl="2" w:tplc="0409001B" w:tentative="1">
+      <w:start w:val="1"/>
+      <w:numFmt w:val="lowerRoman"/>
+      <w:lvlText w:val="%3."/>
+      <w:lvlJc w:val="right"/>
+      <w:pPr>
+        <w:ind w:left="2160" w:hanging="180"/>
+      </w:pPr>
+    </w:lvl>
+    <w:lvl w:ilvl="3" w:tplc="0409000F" w:tentative="1">
+      <w:start w:val="1"/>
+      <w:numFmt w:val="decimal"/>
+      <w:lvlText w:val="%4."/>
+      <w:lvlJc w:val="left"/>
+      <w:pPr>
+        <w:ind w:left="2880" w:hanging="360"/>
+      </w:pPr>
+    </w:lvl>
+    <w:lvl w:ilvl="4" w:tplc="04090019" w:tentative="1">
+      <w:start w:val="1"/>
+      <w:numFmt w:val="lowerLetter"/>
+      <w:lvlText w:val="%5."/>
+      <w:lvlJc w:val="left"/>
+      <w:pPr>
+        <w:ind w:left="3600" w:hanging="360"/>
+      </w:pPr>
+    </w:lvl>
+    <w:lvl w:ilvl="5" w:tplc="0409001B" w:tentative="1">
+      <w:start w:val="1"/>
+      <w:numFmt w:val="lowerRoman"/>
+      <w:lvlText w:val="%6."/>
+      <w:lvlJc w:val="right"/>
+      <w:pPr>
+        <w:ind w:left="4320" w:hanging="180"/>
+      </w:pPr>
+    </w:lvl>
+    <w:lvl w:ilvl="6" w:tplc="0409000F" w:tentative="1">
+      <w:start w:val="1"/>
+      <w:numFmt w:val="decimal"/>
+      <w:lvlText w:val="%7."/>
+      <w:lvlJc w:val="left"/>
+      <w:pPr>
+        <w:ind w:left="5040" w:hanging="360"/>
+      </w:pPr>
+    </w:lvl>
+    <w:lvl w:ilvl="7" w:tplc="04090019" w:tentative="1">
+      <w:start w:val="1"/>
+      <w:numFmt w:val="lowerLetter"/>
+      <w:lvlText w:val="%8."/>
+      <w:lvlJc w:val="left"/>
+      <w:pPr>
+        <w:ind w:left="5760" w:hanging="360"/>
+      </w:pPr>
+    </w:lvl>
+    <w:lvl w:ilvl="8" w:tplc="0409001B" w:tentative="1">
+      <w:start w:val="1"/>
+      <w:numFmt w:val="lowerRoman"/>
+      <w:lvlText w:val="%9."/>
+      <w:lvlJc w:val="right"/>
+      <w:pPr>
+        <w:ind w:left="6480" w:hanging="180"/>
+      </w:pPr>
+    </w:lvl>
+  </w:abstractNum>
+  <w:abstractNum w:abstractNumId="10" w15:restartNumberingAfterBreak="0">
     <w:nsid w:val="32FB78D2"/>
     <w:multiLevelType w:val="hybridMultilevel"/>
     <w:tmpl w:val="DF2664BA"/>
@@ -3116,7 +2810,7 @@
       </w:pPr>
     </w:lvl>
   </w:abstractNum>
-  <w:abstractNum w:abstractNumId="9" w15:restartNumberingAfterBreak="0">
+  <w:abstractNum w:abstractNumId="11" w15:restartNumberingAfterBreak="0">
     <w:nsid w:val="36063A36"/>
     <w:multiLevelType w:val="singleLevel"/>
     <w:tmpl w:val="6B2600BC"/>
@@ -3137,7 +2831,7 @@
       </w:rPr>
     </w:lvl>
   </w:abstractNum>
-  <w:abstractNum w:abstractNumId="10" w15:restartNumberingAfterBreak="0">
+  <w:abstractNum w:abstractNumId="12" w15:restartNumberingAfterBreak="0">
     <w:nsid w:val="38A5489D"/>
     <w:multiLevelType w:val="hybridMultilevel"/>
     <w:tmpl w:val="E2BAB2AE"/>
@@ -3277,7 +2971,7 @@
       </w:rPr>
     </w:lvl>
   </w:abstractNum>
-  <w:abstractNum w:abstractNumId="11" w15:restartNumberingAfterBreak="0">
+  <w:abstractNum w:abstractNumId="13" w15:restartNumberingAfterBreak="0">
     <w:nsid w:val="3BC07FD2"/>
     <w:multiLevelType w:val="hybridMultilevel"/>
     <w:tmpl w:val="E444A53A"/>
@@ -3363,7 +3057,7 @@
       </w:pPr>
     </w:lvl>
   </w:abstractNum>
-  <w:abstractNum w:abstractNumId="12" w15:restartNumberingAfterBreak="0">
+  <w:abstractNum w:abstractNumId="14" w15:restartNumberingAfterBreak="0">
     <w:nsid w:val="45FB60C9"/>
     <w:multiLevelType w:val="hybridMultilevel"/>
     <w:tmpl w:val="9F14363C"/>
@@ -3503,7 +3197,99 @@
       </w:rPr>
     </w:lvl>
   </w:abstractNum>
-  <w:abstractNum w:abstractNumId="13" w15:restartNumberingAfterBreak="0">
+  <w:abstractNum w:abstractNumId="15" w15:restartNumberingAfterBreak="0">
+    <w:nsid w:val="4B343DC4"/>
+    <w:multiLevelType w:val="hybridMultilevel"/>
+    <w:tmpl w:val="FBFEFCF2"/>
+    <w:lvl w:ilvl="0" w:tplc="C972B25C">
+      <w:start w:val="1"/>
+      <w:numFmt w:val="decimal"/>
+      <w:lvlText w:val="%1."/>
+      <w:lvlJc w:val="left"/>
+      <w:pPr>
+        <w:ind w:left="720" w:hanging="360"/>
+      </w:pPr>
+      <w:rPr>
+        <w:rFonts w:ascii="Calibri" w:hAnsi="Calibri" w:cs="Calibri" w:hint="default"/>
+        <w:b/>
+        <w:color w:val="000000" w:themeColor="text1"/>
+        <w:sz w:val="22"/>
+      </w:rPr>
+    </w:lvl>
+    <w:lvl w:ilvl="1" w:tplc="04090019" w:tentative="1">
+      <w:start w:val="1"/>
+      <w:numFmt w:val="lowerLetter"/>
+      <w:lvlText w:val="%2."/>
+      <w:lvlJc w:val="left"/>
+      <w:pPr>
+        <w:ind w:left="1440" w:hanging="360"/>
+      </w:pPr>
+    </w:lvl>
+    <w:lvl w:ilvl="2" w:tplc="0409001B" w:tentative="1">
+      <w:start w:val="1"/>
+      <w:numFmt w:val="lowerRoman"/>
+      <w:lvlText w:val="%3."/>
+      <w:lvlJc w:val="right"/>
+      <w:pPr>
+        <w:ind w:left="2160" w:hanging="180"/>
+      </w:pPr>
+    </w:lvl>
+    <w:lvl w:ilvl="3" w:tplc="0409000F" w:tentative="1">
+      <w:start w:val="1"/>
+      <w:numFmt w:val="decimal"/>
+      <w:lvlText w:val="%4."/>
+      <w:lvlJc w:val="left"/>
+      <w:pPr>
+        <w:ind w:left="2880" w:hanging="360"/>
+      </w:pPr>
+    </w:lvl>
+    <w:lvl w:ilvl="4" w:tplc="04090019" w:tentative="1">
+      <w:start w:val="1"/>
+      <w:numFmt w:val="lowerLetter"/>
+      <w:lvlText w:val="%5."/>
+      <w:lvlJc w:val="left"/>
+      <w:pPr>
+        <w:ind w:left="3600" w:hanging="360"/>
+      </w:pPr>
+    </w:lvl>
+    <w:lvl w:ilvl="5" w:tplc="0409001B" w:tentative="1">
+      <w:start w:val="1"/>
+      <w:numFmt w:val="lowerRoman"/>
+      <w:lvlText w:val="%6."/>
+      <w:lvlJc w:val="right"/>
+      <w:pPr>
+        <w:ind w:left="4320" w:hanging="180"/>
+      </w:pPr>
+    </w:lvl>
+    <w:lvl w:ilvl="6" w:tplc="0409000F" w:tentative="1">
+      <w:start w:val="1"/>
+      <w:numFmt w:val="decimal"/>
+      <w:lvlText w:val="%7."/>
+      <w:lvlJc w:val="left"/>
+      <w:pPr>
+        <w:ind w:left="5040" w:hanging="360"/>
+      </w:pPr>
+    </w:lvl>
+    <w:lvl w:ilvl="7" w:tplc="04090019" w:tentative="1">
+      <w:start w:val="1"/>
+      <w:numFmt w:val="lowerLetter"/>
+      <w:lvlText w:val="%8."/>
+      <w:lvlJc w:val="left"/>
+      <w:pPr>
+        <w:ind w:left="5760" w:hanging="360"/>
+      </w:pPr>
+    </w:lvl>
+    <w:lvl w:ilvl="8" w:tplc="0409001B" w:tentative="1">
+      <w:start w:val="1"/>
+      <w:numFmt w:val="lowerRoman"/>
+      <w:lvlText w:val="%9."/>
+      <w:lvlJc w:val="right"/>
+      <w:pPr>
+        <w:ind w:left="6480" w:hanging="180"/>
+      </w:pPr>
+    </w:lvl>
+  </w:abstractNum>
+  <w:abstractNum w:abstractNumId="16" w15:restartNumberingAfterBreak="0">
     <w:nsid w:val="4FBF107C"/>
     <w:multiLevelType w:val="hybridMultilevel"/>
     <w:tmpl w:val="59CEC5E0"/>
@@ -3643,7 +3429,7 @@
       </w:rPr>
     </w:lvl>
   </w:abstractNum>
-  <w:abstractNum w:abstractNumId="14" w15:restartNumberingAfterBreak="0">
+  <w:abstractNum w:abstractNumId="17" w15:restartNumberingAfterBreak="0">
     <w:nsid w:val="58061A9F"/>
     <w:multiLevelType w:val="hybridMultilevel"/>
     <w:tmpl w:val="DA00D214"/>
@@ -3783,7 +3569,96 @@
       </w:rPr>
     </w:lvl>
   </w:abstractNum>
-  <w:abstractNum w:abstractNumId="15" w15:restartNumberingAfterBreak="0">
+  <w:abstractNum w:abstractNumId="18" w15:restartNumberingAfterBreak="0">
+    <w:nsid w:val="66D66FE9"/>
+    <w:multiLevelType w:val="hybridMultilevel"/>
+    <w:tmpl w:val="7D64D402"/>
+    <w:lvl w:ilvl="0" w:tplc="0409000F">
+      <w:start w:val="1"/>
+      <w:numFmt w:val="decimal"/>
+      <w:lvlText w:val="%1."/>
+      <w:lvlJc w:val="left"/>
+      <w:pPr>
+        <w:ind w:left="720" w:hanging="360"/>
+      </w:pPr>
+      <w:rPr>
+        <w:rFonts w:hint="default"/>
+      </w:rPr>
+    </w:lvl>
+    <w:lvl w:ilvl="1" w:tplc="04090019" w:tentative="1">
+      <w:start w:val="1"/>
+      <w:numFmt w:val="lowerLetter"/>
+      <w:lvlText w:val="%2."/>
+      <w:lvlJc w:val="left"/>
+      <w:pPr>
+        <w:ind w:left="1440" w:hanging="360"/>
+      </w:pPr>
+    </w:lvl>
+    <w:lvl w:ilvl="2" w:tplc="0409001B" w:tentative="1">
+      <w:start w:val="1"/>
+      <w:numFmt w:val="lowerRoman"/>
+      <w:lvlText w:val="%3."/>
+      <w:lvlJc w:val="right"/>
+      <w:pPr>
+        <w:ind w:left="2160" w:hanging="180"/>
+      </w:pPr>
+    </w:lvl>
+    <w:lvl w:ilvl="3" w:tplc="0409000F" w:tentative="1">
+      <w:start w:val="1"/>
+      <w:numFmt w:val="decimal"/>
+      <w:lvlText w:val="%4."/>
+      <w:lvlJc w:val="left"/>
+      <w:pPr>
+        <w:ind w:left="2880" w:hanging="360"/>
+      </w:pPr>
+    </w:lvl>
+    <w:lvl w:ilvl="4" w:tplc="04090019" w:tentative="1">
+      <w:start w:val="1"/>
+      <w:numFmt w:val="lowerLetter"/>
+      <w:lvlText w:val="%5."/>
+      <w:lvlJc w:val="left"/>
+      <w:pPr>
+        <w:ind w:left="3600" w:hanging="360"/>
+      </w:pPr>
+    </w:lvl>
+    <w:lvl w:ilvl="5" w:tplc="0409001B" w:tentative="1">
+      <w:start w:val="1"/>
+      <w:numFmt w:val="lowerRoman"/>
+      <w:lvlText w:val="%6."/>
+      <w:lvlJc w:val="right"/>
+      <w:pPr>
+        <w:ind w:left="4320" w:hanging="180"/>
+      </w:pPr>
+    </w:lvl>
+    <w:lvl w:ilvl="6" w:tplc="0409000F" w:tentative="1">
+      <w:start w:val="1"/>
+      <w:numFmt w:val="decimal"/>
+      <w:lvlText w:val="%7."/>
+      <w:lvlJc w:val="left"/>
+      <w:pPr>
+        <w:ind w:left="5040" w:hanging="360"/>
+      </w:pPr>
+    </w:lvl>
+    <w:lvl w:ilvl="7" w:tplc="04090019" w:tentative="1">
+      <w:start w:val="1"/>
+      <w:numFmt w:val="lowerLetter"/>
+      <w:lvlText w:val="%8."/>
+      <w:lvlJc w:val="left"/>
+      <w:pPr>
+        <w:ind w:left="5760" w:hanging="360"/>
+      </w:pPr>
+    </w:lvl>
+    <w:lvl w:ilvl="8" w:tplc="0409001B" w:tentative="1">
+      <w:start w:val="1"/>
+      <w:numFmt w:val="lowerRoman"/>
+      <w:lvlText w:val="%9."/>
+      <w:lvlJc w:val="right"/>
+      <w:pPr>
+        <w:ind w:left="6480" w:hanging="180"/>
+      </w:pPr>
+    </w:lvl>
+  </w:abstractNum>
+  <w:abstractNum w:abstractNumId="19" w15:restartNumberingAfterBreak="0">
     <w:nsid w:val="6B626BE5"/>
     <w:multiLevelType w:val="hybridMultilevel"/>
     <w:tmpl w:val="6D8608AE"/>
@@ -3872,7 +3747,93 @@
       </w:pPr>
     </w:lvl>
   </w:abstractNum>
-  <w:abstractNum w:abstractNumId="16" w15:restartNumberingAfterBreak="0">
+  <w:abstractNum w:abstractNumId="20" w15:restartNumberingAfterBreak="0">
+    <w:nsid w:val="73DB57AD"/>
+    <w:multiLevelType w:val="hybridMultilevel"/>
+    <w:tmpl w:val="C4E2C5F8"/>
+    <w:lvl w:ilvl="0" w:tplc="0409000F">
+      <w:start w:val="1"/>
+      <w:numFmt w:val="decimal"/>
+      <w:lvlText w:val="%1."/>
+      <w:lvlJc w:val="left"/>
+      <w:pPr>
+        <w:ind w:left="720" w:hanging="360"/>
+      </w:pPr>
+    </w:lvl>
+    <w:lvl w:ilvl="1" w:tplc="04090019" w:tentative="1">
+      <w:start w:val="1"/>
+      <w:numFmt w:val="lowerLetter"/>
+      <w:lvlText w:val="%2."/>
+      <w:lvlJc w:val="left"/>
+      <w:pPr>
+        <w:ind w:left="1440" w:hanging="360"/>
+      </w:pPr>
+    </w:lvl>
+    <w:lvl w:ilvl="2" w:tplc="0409001B" w:tentative="1">
+      <w:start w:val="1"/>
+      <w:numFmt w:val="lowerRoman"/>
+      <w:lvlText w:val="%3."/>
+      <w:lvlJc w:val="right"/>
+      <w:pPr>
+        <w:ind w:left="2160" w:hanging="180"/>
+      </w:pPr>
+    </w:lvl>
+    <w:lvl w:ilvl="3" w:tplc="0409000F" w:tentative="1">
+      <w:start w:val="1"/>
+      <w:numFmt w:val="decimal"/>
+      <w:lvlText w:val="%4."/>
+      <w:lvlJc w:val="left"/>
+      <w:pPr>
+        <w:ind w:left="2880" w:hanging="360"/>
+      </w:pPr>
+    </w:lvl>
+    <w:lvl w:ilvl="4" w:tplc="04090019" w:tentative="1">
+      <w:start w:val="1"/>
+      <w:numFmt w:val="lowerLetter"/>
+      <w:lvlText w:val="%5."/>
+      <w:lvlJc w:val="left"/>
+      <w:pPr>
+        <w:ind w:left="3600" w:hanging="360"/>
+      </w:pPr>
+    </w:lvl>
+    <w:lvl w:ilvl="5" w:tplc="0409001B" w:tentative="1">
+      <w:start w:val="1"/>
+      <w:numFmt w:val="lowerRoman"/>
+      <w:lvlText w:val="%6."/>
+      <w:lvlJc w:val="right"/>
+      <w:pPr>
+        <w:ind w:left="4320" w:hanging="180"/>
+      </w:pPr>
+    </w:lvl>
+    <w:lvl w:ilvl="6" w:tplc="0409000F" w:tentative="1">
+      <w:start w:val="1"/>
+      <w:numFmt w:val="decimal"/>
+      <w:lvlText w:val="%7."/>
+      <w:lvlJc w:val="left"/>
+      <w:pPr>
+        <w:ind w:left="5040" w:hanging="360"/>
+      </w:pPr>
+    </w:lvl>
+    <w:lvl w:ilvl="7" w:tplc="04090019" w:tentative="1">
+      <w:start w:val="1"/>
+      <w:numFmt w:val="lowerLetter"/>
+      <w:lvlText w:val="%8."/>
+      <w:lvlJc w:val="left"/>
+      <w:pPr>
+        <w:ind w:left="5760" w:hanging="360"/>
+      </w:pPr>
+    </w:lvl>
+    <w:lvl w:ilvl="8" w:tplc="0409001B" w:tentative="1">
+      <w:start w:val="1"/>
+      <w:numFmt w:val="lowerRoman"/>
+      <w:lvlText w:val="%9."/>
+      <w:lvlJc w:val="right"/>
+      <w:pPr>
+        <w:ind w:left="6480" w:hanging="180"/>
+      </w:pPr>
+    </w:lvl>
+  </w:abstractNum>
+  <w:abstractNum w:abstractNumId="21" w15:restartNumberingAfterBreak="0">
     <w:nsid w:val="745D54DB"/>
     <w:multiLevelType w:val="hybridMultilevel"/>
     <w:tmpl w:val="37DC8350"/>
@@ -4012,7 +3973,7 @@
       </w:rPr>
     </w:lvl>
   </w:abstractNum>
-  <w:abstractNum w:abstractNumId="17" w15:restartNumberingAfterBreak="0">
+  <w:abstractNum w:abstractNumId="22" w15:restartNumberingAfterBreak="0">
     <w:nsid w:val="7DEF1D3F"/>
     <w:multiLevelType w:val="hybridMultilevel"/>
     <w:tmpl w:val="68028A26"/>
@@ -4165,13 +4126,13 @@
     <w:abstractNumId w:val="0"/>
   </w:num>
   <w:num w:numId="5" w16cid:durableId="647636449">
-    <w:abstractNumId w:val="9"/>
+    <w:abstractNumId w:val="11"/>
   </w:num>
   <w:num w:numId="6" w16cid:durableId="714815564">
     <w:abstractNumId w:val="5"/>
   </w:num>
   <w:num w:numId="7" w16cid:durableId="1155074185">
-    <w:abstractNumId w:val="13"/>
+    <w:abstractNumId w:val="16"/>
   </w:num>
   <w:num w:numId="8" w16cid:durableId="148600520">
     <w:abstractNumId w:val="6"/>
@@ -4183,19 +4144,19 @@
     <w:abstractNumId w:val="7"/>
   </w:num>
   <w:num w:numId="11" w16cid:durableId="1137530178">
+    <w:abstractNumId w:val="14"/>
+  </w:num>
+  <w:num w:numId="12" w16cid:durableId="1009720377">
+    <w:abstractNumId w:val="22"/>
+  </w:num>
+  <w:num w:numId="13" w16cid:durableId="1896432705">
     <w:abstractNumId w:val="12"/>
   </w:num>
-  <w:num w:numId="12" w16cid:durableId="1009720377">
+  <w:num w:numId="14" w16cid:durableId="980303003">
     <w:abstractNumId w:val="17"/>
   </w:num>
-  <w:num w:numId="13" w16cid:durableId="1896432705">
-    <w:abstractNumId w:val="10"/>
-  </w:num>
-  <w:num w:numId="14" w16cid:durableId="980303003">
-    <w:abstractNumId w:val="14"/>
-  </w:num>
   <w:num w:numId="15" w16cid:durableId="1525748926">
-    <w:abstractNumId w:val="16"/>
+    <w:abstractNumId w:val="21"/>
   </w:num>
   <w:num w:numId="16" w16cid:durableId="744255365">
     <w:abstractNumId w:val="2"/>
@@ -4204,13 +4165,28 @@
     <w:abstractNumId w:val="3"/>
   </w:num>
   <w:num w:numId="18" w16cid:durableId="1254510194">
-    <w:abstractNumId w:val="8"/>
+    <w:abstractNumId w:val="10"/>
   </w:num>
   <w:num w:numId="19" w16cid:durableId="726488961">
-    <w:abstractNumId w:val="11"/>
+    <w:abstractNumId w:val="13"/>
   </w:num>
   <w:num w:numId="20" w16cid:durableId="848831861">
+    <w:abstractNumId w:val="19"/>
+  </w:num>
+  <w:num w:numId="21" w16cid:durableId="1170097258">
     <w:abstractNumId w:val="15"/>
+  </w:num>
+  <w:num w:numId="22" w16cid:durableId="215555021">
+    <w:abstractNumId w:val="18"/>
+  </w:num>
+  <w:num w:numId="23" w16cid:durableId="890072118">
+    <w:abstractNumId w:val="9"/>
+  </w:num>
+  <w:num w:numId="24" w16cid:durableId="1289432436">
+    <w:abstractNumId w:val="20"/>
+  </w:num>
+  <w:num w:numId="25" w16cid:durableId="1755586068">
+    <w:abstractNumId w:val="8"/>
   </w:num>
 </w:numbering>
 </file>
